--- a/gunluk-planlar-5sinif/hafta5-5sinif-bty.docx
+++ b/gunluk-planlar-5sinif/hafta5-5sinif-bty.docx
@@ -4,42 +4,34 @@
   <w:body>
     <w:p>
       <w:pPr>
+        <w:widowControl/>
         <w:spacing w:after="20"/>
         <w:jc w:val="center"/>
       </w:pPr>
       <w:r>
         <w:rPr>
-          <w:rFonts w:ascii="Arial" w:hAnsi="Arial" w:eastAsia="Arial"/>
+          <w:rFonts w:ascii="Arial" w:hAnsi="Arial" w:eastAsia="Arial" w:cs="Arial"/>
           <w:b/>
-          <w:sz w:val="20"/>
+          <w:color w:val="25282B"/>
+          <w:sz w:val="22"/>
         </w:rPr>
-        <w:t>2026-2027 EĞİTİM – ÖĞRETİM YILI ………………………………… ORTAOKULU</w:t>
+        <w:t>5. SINIF BİLİŞİM TEKNOLOJİLERİ VE YAZILIM DERSİ</w:t>
       </w:r>
     </w:p>
     <w:p>
       <w:pPr>
-        <w:spacing w:after="60"/>
+        <w:widowControl/>
+        <w:spacing w:after="100"/>
         <w:jc w:val="center"/>
       </w:pPr>
       <w:r>
         <w:rPr>
-          <w:rFonts w:ascii="Arial" w:hAnsi="Arial" w:eastAsia="Arial"/>
+          <w:rFonts w:ascii="Arial" w:hAnsi="Arial" w:eastAsia="Arial" w:cs="Arial"/>
           <w:b/>
-          <w:sz w:val="22"/>
+          <w:color w:val="25282B"/>
+          <w:sz w:val="26"/>
         </w:rPr>
-        <w:t>5. SINIF BİLİŞİM TEKNOLOJİLERİ VE YAZILIM DERSİ GÜNLÜK DERS PLANI</w:t>
-      </w:r>
-    </w:p>
-    <w:p>
-      <w:pPr>
-        <w:pStyle w:val="SectionHead"/>
-        <w:jc w:val="left"/>
-      </w:pPr>
-      <w:r>
-        <w:rPr>
-          <w:color w:val="1F4E78"/>
-        </w:rPr>
-        <w:t>I. BÖLÜM: DERS BİLGİSİ</w:t>
+        <w:t>GÜNLÜK DERS PLANI</w:t>
       </w:r>
     </w:p>
     <w:tbl>
@@ -48,20 +40,12 @@
         <w:jc w:val="center"/>
         <w:tblLayout w:type="fixed"/>
         <w:tblLook w:firstColumn="1" w:firstRow="1" w:lastColumn="0" w:lastRow="0" w:noHBand="0" w:noVBand="1" w:val="04A0"/>
-        <w:tblBorders>
-          <w:top w:val="single" w:sz="5" w:color="7F8C8D"/>
-          <w:left w:val="single" w:sz="5" w:color="7F8C8D"/>
-          <w:bottom w:val="single" w:sz="5" w:color="7F8C8D"/>
-          <w:right w:val="single" w:sz="5" w:color="7F8C8D"/>
-          <w:insideH w:val="single" w:sz="5" w:color="7F8C8D"/>
-          <w:insideV w:val="single" w:sz="5" w:color="7F8C8D"/>
-        </w:tblBorders>
       </w:tblPr>
       <w:tblGrid>
-        <w:gridCol w:w="2636"/>
-        <w:gridCol w:w="2636"/>
-        <w:gridCol w:w="2636"/>
-        <w:gridCol w:w="2636"/>
+        <w:gridCol w:w="1757"/>
+        <w:gridCol w:w="3345"/>
+        <w:gridCol w:w="1927"/>
+        <w:gridCol w:w="3203"/>
       </w:tblGrid>
       <w:tr>
         <w:trPr>
@@ -69,25 +53,369 @@
         </w:trPr>
         <w:tc>
           <w:tcPr>
-            <w:tcW w:type="dxa" w:w="1814"/>
-            <w:vAlign w:val="center"/>
+            <w:tcW w:type="dxa" w:w="1757"/>
+            <w:shd w:fill="F1F2F3"/>
             <w:tcMar>
-              <w:top w:w="55" w:type="dxa"/>
-              <w:start w:w="70" w:type="dxa"/>
-              <w:bottom w:w="55" w:type="dxa"/>
-              <w:end w:w="70" w:type="dxa"/>
+              <w:top w:w="65" w:type="dxa"/>
+              <w:start w:w="85" w:type="dxa"/>
+              <w:bottom w:w="65" w:type="dxa"/>
+              <w:end w:w="85" w:type="dxa"/>
             </w:tcMar>
-            <w:shd w:fill="D9EAF7"/>
+            <w:tcBorders>
+              <w:top w:val="single" w:sz="4" w:color="B7BCC2"/>
+              <w:left w:val="single" w:sz="4" w:color="B7BCC2"/>
+              <w:bottom w:val="single" w:sz="4" w:color="B7BCC2"/>
+              <w:right w:val="single" w:sz="4" w:color="B7BCC2"/>
+            </w:tcBorders>
           </w:tcPr>
           <w:p>
             <w:pPr>
-              <w:spacing w:after="0" w:before="0" w:line="240" w:lineRule="auto"/>
+              <w:spacing w:before="0" w:after="0" w:line="245" w:lineRule="auto"/>
             </w:pPr>
             <w:r/>
             <w:r>
               <w:rPr>
-                <w:rFonts w:ascii="Arial" w:hAnsi="Arial" w:eastAsia="Arial"/>
+                <w:rFonts w:ascii="Arial" w:hAnsi="Arial" w:eastAsia="Arial" w:cs="Arial"/>
                 <w:b/>
+                <w:color w:val="25282B"/>
+                <w:sz w:val="16"/>
+              </w:rPr>
+              <w:t>Okul / Kurum</w:t>
+            </w:r>
+          </w:p>
+        </w:tc>
+        <w:tc>
+          <w:tcPr>
+            <w:tcW w:type="dxa" w:w="3345"/>
+            <w:shd w:fill="FFFFFF"/>
+            <w:tcMar>
+              <w:top w:w="65" w:type="dxa"/>
+              <w:start w:w="85" w:type="dxa"/>
+              <w:bottom w:w="65" w:type="dxa"/>
+              <w:end w:w="85" w:type="dxa"/>
+            </w:tcMar>
+            <w:tcBorders>
+              <w:top w:val="single" w:sz="4" w:color="B7BCC2"/>
+              <w:left w:val="single" w:sz="4" w:color="B7BCC2"/>
+              <w:bottom w:val="single" w:sz="4" w:color="B7BCC2"/>
+              <w:right w:val="single" w:sz="4" w:color="B7BCC2"/>
+            </w:tcBorders>
+          </w:tcPr>
+          <w:p>
+            <w:pPr>
+              <w:spacing w:before="0" w:after="0" w:line="245" w:lineRule="auto"/>
+            </w:pPr>
+            <w:r/>
+            <w:r>
+              <w:rPr>
+                <w:rFonts w:ascii="Arial" w:hAnsi="Arial" w:eastAsia="Arial" w:cs="Arial"/>
+                <w:b w:val="0"/>
+                <w:color w:val="25282B"/>
+                <w:sz w:val="16"/>
+              </w:rPr>
+              <w:t>.......................................................</w:t>
+            </w:r>
+          </w:p>
+        </w:tc>
+        <w:tc>
+          <w:tcPr>
+            <w:tcW w:type="dxa" w:w="1927"/>
+            <w:shd w:fill="F1F2F3"/>
+            <w:tcMar>
+              <w:top w:w="65" w:type="dxa"/>
+              <w:start w:w="85" w:type="dxa"/>
+              <w:bottom w:w="65" w:type="dxa"/>
+              <w:end w:w="85" w:type="dxa"/>
+            </w:tcMar>
+            <w:tcBorders>
+              <w:top w:val="single" w:sz="4" w:color="B7BCC2"/>
+              <w:left w:val="single" w:sz="4" w:color="B7BCC2"/>
+              <w:bottom w:val="single" w:sz="4" w:color="B7BCC2"/>
+              <w:right w:val="single" w:sz="4" w:color="B7BCC2"/>
+            </w:tcBorders>
+          </w:tcPr>
+          <w:p>
+            <w:pPr>
+              <w:spacing w:before="0" w:after="0" w:line="245" w:lineRule="auto"/>
+            </w:pPr>
+            <w:r/>
+            <w:r>
+              <w:rPr>
+                <w:rFonts w:ascii="Arial" w:hAnsi="Arial" w:eastAsia="Arial" w:cs="Arial"/>
+                <w:b/>
+                <w:color w:val="25282B"/>
+                <w:sz w:val="16"/>
+              </w:rPr>
+              <w:t>Öğretmenin Adı Soyadı</w:t>
+            </w:r>
+          </w:p>
+        </w:tc>
+        <w:tc>
+          <w:tcPr>
+            <w:tcW w:type="dxa" w:w="3203"/>
+            <w:shd w:fill="FFFFFF"/>
+            <w:tcMar>
+              <w:top w:w="65" w:type="dxa"/>
+              <w:start w:w="85" w:type="dxa"/>
+              <w:bottom w:w="65" w:type="dxa"/>
+              <w:end w:w="85" w:type="dxa"/>
+            </w:tcMar>
+            <w:tcBorders>
+              <w:top w:val="single" w:sz="4" w:color="B7BCC2"/>
+              <w:left w:val="single" w:sz="4" w:color="B7BCC2"/>
+              <w:bottom w:val="single" w:sz="4" w:color="B7BCC2"/>
+              <w:right w:val="single" w:sz="4" w:color="B7BCC2"/>
+            </w:tcBorders>
+          </w:tcPr>
+          <w:p>
+            <w:pPr>
+              <w:spacing w:before="0" w:after="0" w:line="245" w:lineRule="auto"/>
+            </w:pPr>
+            <w:r/>
+            <w:r>
+              <w:rPr>
+                <w:rFonts w:ascii="Arial" w:hAnsi="Arial" w:eastAsia="Arial" w:cs="Arial"/>
+                <w:b w:val="0"/>
+                <w:color w:val="25282B"/>
+                <w:sz w:val="16"/>
+              </w:rPr>
+              <w:t>.......................................................</w:t>
+            </w:r>
+          </w:p>
+        </w:tc>
+      </w:tr>
+      <w:tr>
+        <w:trPr>
+          <w:cantSplit/>
+        </w:trPr>
+        <w:tc>
+          <w:tcPr>
+            <w:tcW w:type="dxa" w:w="1757"/>
+            <w:shd w:fill="F1F2F3"/>
+            <w:tcMar>
+              <w:top w:w="65" w:type="dxa"/>
+              <w:start w:w="85" w:type="dxa"/>
+              <w:bottom w:w="65" w:type="dxa"/>
+              <w:end w:w="85" w:type="dxa"/>
+            </w:tcMar>
+            <w:tcBorders>
+              <w:top w:val="single" w:sz="4" w:color="B7BCC2"/>
+              <w:left w:val="single" w:sz="4" w:color="B7BCC2"/>
+              <w:bottom w:val="single" w:sz="4" w:color="B7BCC2"/>
+              <w:right w:val="single" w:sz="4" w:color="B7BCC2"/>
+            </w:tcBorders>
+          </w:tcPr>
+          <w:p>
+            <w:pPr>
+              <w:spacing w:before="0" w:after="0" w:line="245" w:lineRule="auto"/>
+            </w:pPr>
+            <w:r/>
+            <w:r>
+              <w:rPr>
+                <w:rFonts w:ascii="Arial" w:hAnsi="Arial" w:eastAsia="Arial" w:cs="Arial"/>
+                <w:b/>
+                <w:color w:val="25282B"/>
+                <w:sz w:val="16"/>
+              </w:rPr>
+              <w:t>Sınıf / Şube</w:t>
+            </w:r>
+          </w:p>
+        </w:tc>
+        <w:tc>
+          <w:tcPr>
+            <w:tcW w:type="dxa" w:w="3345"/>
+            <w:shd w:fill="FFFFFF"/>
+            <w:tcMar>
+              <w:top w:w="65" w:type="dxa"/>
+              <w:start w:w="85" w:type="dxa"/>
+              <w:bottom w:w="65" w:type="dxa"/>
+              <w:end w:w="85" w:type="dxa"/>
+            </w:tcMar>
+            <w:tcBorders>
+              <w:top w:val="single" w:sz="4" w:color="B7BCC2"/>
+              <w:left w:val="single" w:sz="4" w:color="B7BCC2"/>
+              <w:bottom w:val="single" w:sz="4" w:color="B7BCC2"/>
+              <w:right w:val="single" w:sz="4" w:color="B7BCC2"/>
+            </w:tcBorders>
+          </w:tcPr>
+          <w:p>
+            <w:pPr>
+              <w:spacing w:before="0" w:after="0" w:line="245" w:lineRule="auto"/>
+            </w:pPr>
+            <w:r/>
+            <w:r>
+              <w:rPr>
+                <w:rFonts w:ascii="Arial" w:hAnsi="Arial" w:eastAsia="Arial" w:cs="Arial"/>
+                <w:b w:val="0"/>
+                <w:color w:val="25282B"/>
+                <w:sz w:val="16"/>
+              </w:rPr>
+              <w:t>5 / ................</w:t>
+            </w:r>
+          </w:p>
+        </w:tc>
+        <w:tc>
+          <w:tcPr>
+            <w:tcW w:type="dxa" w:w="1927"/>
+            <w:shd w:fill="F1F2F3"/>
+            <w:tcMar>
+              <w:top w:w="65" w:type="dxa"/>
+              <w:start w:w="85" w:type="dxa"/>
+              <w:bottom w:w="65" w:type="dxa"/>
+              <w:end w:w="85" w:type="dxa"/>
+            </w:tcMar>
+            <w:tcBorders>
+              <w:top w:val="single" w:sz="4" w:color="B7BCC2"/>
+              <w:left w:val="single" w:sz="4" w:color="B7BCC2"/>
+              <w:bottom w:val="single" w:sz="4" w:color="B7BCC2"/>
+              <w:right w:val="single" w:sz="4" w:color="B7BCC2"/>
+            </w:tcBorders>
+          </w:tcPr>
+          <w:p>
+            <w:pPr>
+              <w:spacing w:before="0" w:after="0" w:line="245" w:lineRule="auto"/>
+            </w:pPr>
+            <w:r/>
+            <w:r>
+              <w:rPr>
+                <w:rFonts w:ascii="Arial" w:hAnsi="Arial" w:eastAsia="Arial" w:cs="Arial"/>
+                <w:b/>
+                <w:color w:val="25282B"/>
+                <w:sz w:val="16"/>
+              </w:rPr>
+              <w:t>Plan No / Hafta</w:t>
+            </w:r>
+          </w:p>
+        </w:tc>
+        <w:tc>
+          <w:tcPr>
+            <w:tcW w:type="dxa" w:w="3203"/>
+            <w:shd w:fill="FFFFFF"/>
+            <w:tcMar>
+              <w:top w:w="65" w:type="dxa"/>
+              <w:start w:w="85" w:type="dxa"/>
+              <w:bottom w:w="65" w:type="dxa"/>
+              <w:end w:w="85" w:type="dxa"/>
+            </w:tcMar>
+            <w:tcBorders>
+              <w:top w:val="single" w:sz="4" w:color="B7BCC2"/>
+              <w:left w:val="single" w:sz="4" w:color="B7BCC2"/>
+              <w:bottom w:val="single" w:sz="4" w:color="B7BCC2"/>
+              <w:right w:val="single" w:sz="4" w:color="B7BCC2"/>
+            </w:tcBorders>
+          </w:tcPr>
+          <w:p>
+            <w:pPr>
+              <w:spacing w:before="0" w:after="0" w:line="245" w:lineRule="auto"/>
+            </w:pPr>
+            <w:r/>
+            <w:r>
+              <w:rPr>
+                <w:rFonts w:ascii="Arial" w:hAnsi="Arial" w:eastAsia="Arial" w:cs="Arial"/>
+                <w:b w:val="0"/>
+                <w:color w:val="25282B"/>
+                <w:sz w:val="16"/>
+              </w:rPr>
+              <w:t>5 / 5. Hafta</w:t>
+            </w:r>
+          </w:p>
+        </w:tc>
+      </w:tr>
+    </w:tbl>
+    <w:p>
+      <w:pPr>
+        <w:widowControl/>
+        <w:spacing w:after="0"/>
+      </w:pPr>
+    </w:p>
+    <w:tbl>
+      <w:tblPr>
+        <w:tblW w:type="auto" w:w="0"/>
+        <w:jc w:val="center"/>
+        <w:tblLayout w:type="fixed"/>
+        <w:tblLook w:firstColumn="1" w:firstRow="1" w:lastColumn="0" w:lastRow="0" w:noHBand="0" w:noVBand="1" w:val="04A0"/>
+      </w:tblPr>
+      <w:tblGrid>
+        <w:gridCol w:w="10234"/>
+      </w:tblGrid>
+      <w:tr>
+        <w:tc>
+          <w:tcPr>
+            <w:tcW w:type="dxa" w:w="10234"/>
+            <w:shd w:fill="D9D9D9"/>
+            <w:tcMar>
+              <w:top w:w="65" w:type="dxa"/>
+              <w:start w:w="100" w:type="dxa"/>
+              <w:bottom w:w="65" w:type="dxa"/>
+              <w:end w:w="100" w:type="dxa"/>
+            </w:tcMar>
+            <w:tcBorders>
+              <w:top w:val="single" w:sz="5" w:color="8F949A"/>
+              <w:left w:val="single" w:sz="5" w:color="8F949A"/>
+              <w:bottom w:val="single" w:sz="5" w:color="8F949A"/>
+              <w:right w:val="single" w:sz="5" w:color="8F949A"/>
+            </w:tcBorders>
+          </w:tcPr>
+          <w:p>
+            <w:pPr>
+              <w:spacing w:after="0"/>
+            </w:pPr>
+            <w:r>
+              <w:rPr>
+                <w:rFonts w:ascii="Arial" w:hAnsi="Arial" w:eastAsia="Arial" w:cs="Arial"/>
+                <w:b/>
+                <w:color w:val="25282B"/>
+                <w:sz w:val="18"/>
+              </w:rPr>
+              <w:t>I. BÖLÜM: DERS BİLGİSİ</w:t>
+            </w:r>
+          </w:p>
+        </w:tc>
+      </w:tr>
+    </w:tbl>
+    <w:tbl>
+      <w:tblPr>
+        <w:tblW w:type="auto" w:w="0"/>
+        <w:jc w:val="center"/>
+        <w:tblLayout w:type="fixed"/>
+        <w:tblLook w:firstColumn="1" w:firstRow="1" w:lastColumn="0" w:lastRow="0" w:noHBand="0" w:noVBand="1" w:val="04A0"/>
+      </w:tblPr>
+      <w:tblGrid>
+        <w:gridCol w:w="2523"/>
+        <w:gridCol w:w="7711"/>
+      </w:tblGrid>
+      <w:tr>
+        <w:trPr>
+          <w:cantSplit/>
+        </w:trPr>
+        <w:tc>
+          <w:tcPr>
+            <w:tcW w:type="dxa" w:w="2523"/>
+            <w:vAlign w:val="top"/>
+            <w:shd w:fill="F1F2F3"/>
+            <w:tcMar>
+              <w:top w:w="72" w:type="dxa"/>
+              <w:start w:w="95" w:type="dxa"/>
+              <w:bottom w:w="72" w:type="dxa"/>
+              <w:end w:w="95" w:type="dxa"/>
+            </w:tcMar>
+            <w:tcBorders>
+              <w:top w:val="single" w:sz="4" w:color="B7BCC2"/>
+              <w:left w:val="single" w:sz="4" w:color="B7BCC2"/>
+              <w:bottom w:val="single" w:sz="4" w:color="B7BCC2"/>
+              <w:right w:val="single" w:sz="4" w:color="B7BCC2"/>
+            </w:tcBorders>
+          </w:tcPr>
+          <w:p>
+            <w:pPr>
+              <w:spacing w:before="0" w:after="0" w:line="245" w:lineRule="auto"/>
+            </w:pPr>
+            <w:r/>
+            <w:r>
+              <w:rPr>
+                <w:rFonts w:ascii="Arial" w:hAnsi="Arial" w:eastAsia="Arial" w:cs="Arial"/>
+                <w:b/>
+                <w:color w:val="25282B"/>
                 <w:sz w:val="17"/>
               </w:rPr>
               <w:t>Dersin Adı</w:t>
@@ -96,51 +424,71 @@
         </w:tc>
         <w:tc>
           <w:tcPr>
-            <w:tcW w:type="dxa" w:w="3969"/>
-            <w:vAlign w:val="center"/>
+            <w:tcW w:type="dxa" w:w="7711"/>
+            <w:vAlign w:val="top"/>
+            <w:shd w:fill="FFFFFF"/>
             <w:tcMar>
-              <w:top w:w="55" w:type="dxa"/>
-              <w:start w:w="70" w:type="dxa"/>
-              <w:bottom w:w="55" w:type="dxa"/>
-              <w:end w:w="70" w:type="dxa"/>
+              <w:top w:w="72" w:type="dxa"/>
+              <w:start w:w="95" w:type="dxa"/>
+              <w:bottom w:w="72" w:type="dxa"/>
+              <w:end w:w="95" w:type="dxa"/>
             </w:tcMar>
+            <w:tcBorders>
+              <w:top w:val="single" w:sz="4" w:color="B7BCC2"/>
+              <w:left w:val="single" w:sz="4" w:color="B7BCC2"/>
+              <w:bottom w:val="single" w:sz="4" w:color="B7BCC2"/>
+              <w:right w:val="single" w:sz="4" w:color="B7BCC2"/>
+            </w:tcBorders>
           </w:tcPr>
           <w:p>
             <w:pPr>
-              <w:spacing w:after="0" w:before="0" w:line="240" w:lineRule="auto"/>
+              <w:spacing w:before="0" w:after="0" w:line="245" w:lineRule="auto"/>
             </w:pPr>
             <w:r/>
             <w:r>
               <w:rPr>
-                <w:rFonts w:ascii="Arial" w:hAnsi="Arial" w:eastAsia="Arial"/>
+                <w:rFonts w:ascii="Arial" w:hAnsi="Arial" w:eastAsia="Arial" w:cs="Arial"/>
                 <w:b w:val="0"/>
+                <w:color w:val="25282B"/>
                 <w:sz w:val="17"/>
               </w:rPr>
               <w:t>Bilişim Teknolojileri ve Yazılım</w:t>
             </w:r>
           </w:p>
         </w:tc>
+      </w:tr>
+      <w:tr>
+        <w:trPr>
+          <w:cantSplit/>
+        </w:trPr>
         <w:tc>
           <w:tcPr>
-            <w:tcW w:type="dxa" w:w="1361"/>
-            <w:vAlign w:val="center"/>
+            <w:tcW w:type="dxa" w:w="2523"/>
+            <w:vAlign w:val="top"/>
+            <w:shd w:fill="F1F2F3"/>
             <w:tcMar>
-              <w:top w:w="55" w:type="dxa"/>
-              <w:start w:w="70" w:type="dxa"/>
-              <w:bottom w:w="55" w:type="dxa"/>
-              <w:end w:w="70" w:type="dxa"/>
+              <w:top w:w="72" w:type="dxa"/>
+              <w:start w:w="95" w:type="dxa"/>
+              <w:bottom w:w="72" w:type="dxa"/>
+              <w:end w:w="95" w:type="dxa"/>
             </w:tcMar>
-            <w:shd w:fill="D9EAF7"/>
+            <w:tcBorders>
+              <w:top w:val="single" w:sz="4" w:color="B7BCC2"/>
+              <w:left w:val="single" w:sz="4" w:color="B7BCC2"/>
+              <w:bottom w:val="single" w:sz="4" w:color="B7BCC2"/>
+              <w:right w:val="single" w:sz="4" w:color="B7BCC2"/>
+            </w:tcBorders>
           </w:tcPr>
           <w:p>
             <w:pPr>
-              <w:spacing w:after="0" w:before="0" w:line="240" w:lineRule="auto"/>
+              <w:spacing w:before="0" w:after="0" w:line="245" w:lineRule="auto"/>
             </w:pPr>
             <w:r/>
             <w:r>
               <w:rPr>
-                <w:rFonts w:ascii="Arial" w:hAnsi="Arial" w:eastAsia="Arial"/>
+                <w:rFonts w:ascii="Arial" w:hAnsi="Arial" w:eastAsia="Arial" w:cs="Arial"/>
                 <w:b/>
+                <w:color w:val="25282B"/>
                 <w:sz w:val="17"/>
               </w:rPr>
               <w:t>Tarih / Hafta</w:t>
@@ -149,23 +497,32 @@
         </w:tc>
         <w:tc>
           <w:tcPr>
-            <w:tcW w:type="dxa" w:w="3855"/>
-            <w:vAlign w:val="center"/>
+            <w:tcW w:type="dxa" w:w="7711"/>
+            <w:vAlign w:val="top"/>
+            <w:shd w:fill="FFFFFF"/>
             <w:tcMar>
-              <w:top w:w="55" w:type="dxa"/>
-              <w:start w:w="70" w:type="dxa"/>
-              <w:bottom w:w="55" w:type="dxa"/>
-              <w:end w:w="70" w:type="dxa"/>
+              <w:top w:w="72" w:type="dxa"/>
+              <w:start w:w="95" w:type="dxa"/>
+              <w:bottom w:w="72" w:type="dxa"/>
+              <w:end w:w="95" w:type="dxa"/>
             </w:tcMar>
+            <w:tcBorders>
+              <w:top w:val="single" w:sz="4" w:color="B7BCC2"/>
+              <w:left w:val="single" w:sz="4" w:color="B7BCC2"/>
+              <w:bottom w:val="single" w:sz="4" w:color="B7BCC2"/>
+              <w:right w:val="single" w:sz="4" w:color="B7BCC2"/>
+            </w:tcBorders>
           </w:tcPr>
           <w:p>
             <w:pPr>
-              <w:spacing w:after="0" w:before="0" w:line="240" w:lineRule="auto"/>
+              <w:spacing w:before="0" w:after="0" w:line="245" w:lineRule="auto"/>
             </w:pPr>
+            <w:r/>
             <w:r>
               <w:rPr>
-                <w:rFonts w:ascii="Arial" w:hAnsi="Arial" w:eastAsia="Arial"/>
+                <w:rFonts w:ascii="Arial" w:hAnsi="Arial" w:eastAsia="Arial" w:cs="Arial"/>
                 <w:b w:val="0"/>
+                <w:color w:val="25282B"/>
                 <w:sz w:val="17"/>
               </w:rPr>
               <w:t>12 Ekim - 16 Ekim 2026 / 5. Hafta</w:t>
@@ -179,25 +536,32 @@
         </w:trPr>
         <w:tc>
           <w:tcPr>
-            <w:tcW w:type="dxa" w:w="1814"/>
-            <w:vAlign w:val="center"/>
+            <w:tcW w:type="dxa" w:w="2523"/>
+            <w:vAlign w:val="top"/>
+            <w:shd w:fill="F1F2F3"/>
             <w:tcMar>
-              <w:top w:w="55" w:type="dxa"/>
-              <w:start w:w="70" w:type="dxa"/>
-              <w:bottom w:w="55" w:type="dxa"/>
-              <w:end w:w="70" w:type="dxa"/>
+              <w:top w:w="72" w:type="dxa"/>
+              <w:start w:w="95" w:type="dxa"/>
+              <w:bottom w:w="72" w:type="dxa"/>
+              <w:end w:w="95" w:type="dxa"/>
             </w:tcMar>
-            <w:shd w:fill="D9EAF7"/>
+            <w:tcBorders>
+              <w:top w:val="single" w:sz="4" w:color="B7BCC2"/>
+              <w:left w:val="single" w:sz="4" w:color="B7BCC2"/>
+              <w:bottom w:val="single" w:sz="4" w:color="B7BCC2"/>
+              <w:right w:val="single" w:sz="4" w:color="B7BCC2"/>
+            </w:tcBorders>
           </w:tcPr>
           <w:p>
             <w:pPr>
-              <w:spacing w:after="0" w:before="0" w:line="240" w:lineRule="auto"/>
+              <w:spacing w:before="0" w:after="0" w:line="245" w:lineRule="auto"/>
             </w:pPr>
             <w:r/>
             <w:r>
               <w:rPr>
-                <w:rFonts w:ascii="Arial" w:hAnsi="Arial" w:eastAsia="Arial"/>
+                <w:rFonts w:ascii="Arial" w:hAnsi="Arial" w:eastAsia="Arial" w:cs="Arial"/>
                 <w:b/>
+                <w:color w:val="25282B"/>
                 <w:sz w:val="17"/>
               </w:rPr>
               <w:t>Sınıf</w:t>
@@ -206,51 +570,71 @@
         </w:tc>
         <w:tc>
           <w:tcPr>
-            <w:tcW w:type="dxa" w:w="3969"/>
-            <w:vAlign w:val="center"/>
+            <w:tcW w:type="dxa" w:w="7711"/>
+            <w:vAlign w:val="top"/>
+            <w:shd w:fill="FFFFFF"/>
             <w:tcMar>
-              <w:top w:w="55" w:type="dxa"/>
-              <w:start w:w="70" w:type="dxa"/>
-              <w:bottom w:w="55" w:type="dxa"/>
-              <w:end w:w="70" w:type="dxa"/>
+              <w:top w:w="72" w:type="dxa"/>
+              <w:start w:w="95" w:type="dxa"/>
+              <w:bottom w:w="72" w:type="dxa"/>
+              <w:end w:w="95" w:type="dxa"/>
             </w:tcMar>
+            <w:tcBorders>
+              <w:top w:val="single" w:sz="4" w:color="B7BCC2"/>
+              <w:left w:val="single" w:sz="4" w:color="B7BCC2"/>
+              <w:bottom w:val="single" w:sz="4" w:color="B7BCC2"/>
+              <w:right w:val="single" w:sz="4" w:color="B7BCC2"/>
+            </w:tcBorders>
           </w:tcPr>
           <w:p>
             <w:pPr>
-              <w:spacing w:after="0" w:before="0" w:line="240" w:lineRule="auto"/>
+              <w:spacing w:before="0" w:after="0" w:line="245" w:lineRule="auto"/>
             </w:pPr>
             <w:r/>
             <w:r>
               <w:rPr>
-                <w:rFonts w:ascii="Arial" w:hAnsi="Arial" w:eastAsia="Arial"/>
+                <w:rFonts w:ascii="Arial" w:hAnsi="Arial" w:eastAsia="Arial" w:cs="Arial"/>
                 <w:b w:val="0"/>
+                <w:color w:val="25282B"/>
                 <w:sz w:val="17"/>
               </w:rPr>
               <w:t>5. Sınıf</w:t>
             </w:r>
           </w:p>
         </w:tc>
+      </w:tr>
+      <w:tr>
+        <w:trPr>
+          <w:cantSplit/>
+        </w:trPr>
         <w:tc>
           <w:tcPr>
-            <w:tcW w:type="dxa" w:w="1361"/>
-            <w:vAlign w:val="center"/>
+            <w:tcW w:type="dxa" w:w="2523"/>
+            <w:vAlign w:val="top"/>
+            <w:shd w:fill="F1F2F3"/>
             <w:tcMar>
-              <w:top w:w="55" w:type="dxa"/>
-              <w:start w:w="70" w:type="dxa"/>
-              <w:bottom w:w="55" w:type="dxa"/>
-              <w:end w:w="70" w:type="dxa"/>
+              <w:top w:w="72" w:type="dxa"/>
+              <w:start w:w="95" w:type="dxa"/>
+              <w:bottom w:w="72" w:type="dxa"/>
+              <w:end w:w="95" w:type="dxa"/>
             </w:tcMar>
-            <w:shd w:fill="D9EAF7"/>
+            <w:tcBorders>
+              <w:top w:val="single" w:sz="4" w:color="B7BCC2"/>
+              <w:left w:val="single" w:sz="4" w:color="B7BCC2"/>
+              <w:bottom w:val="single" w:sz="4" w:color="B7BCC2"/>
+              <w:right w:val="single" w:sz="4" w:color="B7BCC2"/>
+            </w:tcBorders>
           </w:tcPr>
           <w:p>
             <w:pPr>
-              <w:spacing w:after="0" w:before="0" w:line="240" w:lineRule="auto"/>
+              <w:spacing w:before="0" w:after="0" w:line="245" w:lineRule="auto"/>
             </w:pPr>
             <w:r/>
             <w:r>
               <w:rPr>
-                <w:rFonts w:ascii="Arial" w:hAnsi="Arial" w:eastAsia="Arial"/>
+                <w:rFonts w:ascii="Arial" w:hAnsi="Arial" w:eastAsia="Arial" w:cs="Arial"/>
                 <w:b/>
+                <w:color w:val="25282B"/>
                 <w:sz w:val="17"/>
               </w:rPr>
               <w:t>Süre</w:t>
@@ -259,23 +643,32 @@
         </w:tc>
         <w:tc>
           <w:tcPr>
-            <w:tcW w:type="dxa" w:w="3855"/>
-            <w:vAlign w:val="center"/>
+            <w:tcW w:type="dxa" w:w="7711"/>
+            <w:vAlign w:val="top"/>
+            <w:shd w:fill="FFFFFF"/>
             <w:tcMar>
-              <w:top w:w="55" w:type="dxa"/>
-              <w:start w:w="70" w:type="dxa"/>
-              <w:bottom w:w="55" w:type="dxa"/>
-              <w:end w:w="70" w:type="dxa"/>
+              <w:top w:w="72" w:type="dxa"/>
+              <w:start w:w="95" w:type="dxa"/>
+              <w:bottom w:w="72" w:type="dxa"/>
+              <w:end w:w="95" w:type="dxa"/>
             </w:tcMar>
+            <w:tcBorders>
+              <w:top w:val="single" w:sz="4" w:color="B7BCC2"/>
+              <w:left w:val="single" w:sz="4" w:color="B7BCC2"/>
+              <w:bottom w:val="single" w:sz="4" w:color="B7BCC2"/>
+              <w:right w:val="single" w:sz="4" w:color="B7BCC2"/>
+            </w:tcBorders>
           </w:tcPr>
           <w:p>
             <w:pPr>
-              <w:spacing w:after="0" w:before="0" w:line="240" w:lineRule="auto"/>
+              <w:spacing w:before="0" w:after="0" w:line="245" w:lineRule="auto"/>
             </w:pPr>
+            <w:r/>
             <w:r>
               <w:rPr>
-                <w:rFonts w:ascii="Arial" w:hAnsi="Arial" w:eastAsia="Arial"/>
+                <w:rFonts w:ascii="Arial" w:hAnsi="Arial" w:eastAsia="Arial" w:cs="Arial"/>
                 <w:b w:val="0"/>
+                <w:color w:val="25282B"/>
                 <w:sz w:val="17"/>
               </w:rPr>
               <w:t>1 + 1 ders saati (80 dakika)</w:t>
@@ -289,25 +682,32 @@
         </w:trPr>
         <w:tc>
           <w:tcPr>
-            <w:tcW w:type="dxa" w:w="1814"/>
-            <w:vAlign w:val="center"/>
+            <w:tcW w:type="dxa" w:w="2523"/>
+            <w:vAlign w:val="top"/>
+            <w:shd w:fill="F1F2F3"/>
             <w:tcMar>
-              <w:top w:w="55" w:type="dxa"/>
-              <w:start w:w="70" w:type="dxa"/>
-              <w:bottom w:w="55" w:type="dxa"/>
-              <w:end w:w="70" w:type="dxa"/>
+              <w:top w:w="72" w:type="dxa"/>
+              <w:start w:w="95" w:type="dxa"/>
+              <w:bottom w:w="72" w:type="dxa"/>
+              <w:end w:w="95" w:type="dxa"/>
             </w:tcMar>
-            <w:shd w:fill="D9EAF7"/>
+            <w:tcBorders>
+              <w:top w:val="single" w:sz="4" w:color="B7BCC2"/>
+              <w:left w:val="single" w:sz="4" w:color="B7BCC2"/>
+              <w:bottom w:val="single" w:sz="4" w:color="B7BCC2"/>
+              <w:right w:val="single" w:sz="4" w:color="B7BCC2"/>
+            </w:tcBorders>
           </w:tcPr>
           <w:p>
             <w:pPr>
-              <w:spacing w:after="0" w:before="0" w:line="240" w:lineRule="auto"/>
+              <w:spacing w:before="0" w:after="0" w:line="245" w:lineRule="auto"/>
             </w:pPr>
             <w:r/>
             <w:r>
               <w:rPr>
-                <w:rFonts w:ascii="Arial" w:hAnsi="Arial" w:eastAsia="Arial"/>
+                <w:rFonts w:ascii="Arial" w:hAnsi="Arial" w:eastAsia="Arial" w:cs="Arial"/>
                 <w:b/>
+                <w:color w:val="25282B"/>
                 <w:sz w:val="17"/>
               </w:rPr>
               <w:t>Tema / Ünite</w:t>
@@ -316,25 +716,32 @@
         </w:tc>
         <w:tc>
           <w:tcPr>
-            <w:tcW w:type="dxa" w:w="9185"/>
-            <w:vAlign w:val="center"/>
-            <w:gridSpan w:val="3"/>
+            <w:tcW w:type="dxa" w:w="7711"/>
+            <w:vAlign w:val="top"/>
+            <w:shd w:fill="FFFFFF"/>
             <w:tcMar>
-              <w:top w:w="55" w:type="dxa"/>
-              <w:start w:w="70" w:type="dxa"/>
-              <w:bottom w:w="55" w:type="dxa"/>
-              <w:end w:w="70" w:type="dxa"/>
+              <w:top w:w="72" w:type="dxa"/>
+              <w:start w:w="95" w:type="dxa"/>
+              <w:bottom w:w="72" w:type="dxa"/>
+              <w:end w:w="95" w:type="dxa"/>
             </w:tcMar>
+            <w:tcBorders>
+              <w:top w:val="single" w:sz="4" w:color="B7BCC2"/>
+              <w:left w:val="single" w:sz="4" w:color="B7BCC2"/>
+              <w:bottom w:val="single" w:sz="4" w:color="B7BCC2"/>
+              <w:right w:val="single" w:sz="4" w:color="B7BCC2"/>
+            </w:tcBorders>
           </w:tcPr>
           <w:p>
             <w:pPr>
-              <w:spacing w:after="0" w:before="0" w:line="240" w:lineRule="auto"/>
+              <w:spacing w:before="0" w:after="0" w:line="245" w:lineRule="auto"/>
             </w:pPr>
             <w:r/>
             <w:r>
               <w:rPr>
-                <w:rFonts w:ascii="Arial" w:hAnsi="Arial" w:eastAsia="Arial"/>
+                <w:rFonts w:ascii="Arial" w:hAnsi="Arial" w:eastAsia="Arial" w:cs="Arial"/>
                 <w:b w:val="0"/>
+                <w:color w:val="25282B"/>
                 <w:sz w:val="17"/>
               </w:rPr>
               <w:t>Bilişim Teknolojilerinin Hayatımızdaki Yeri</w:t>
@@ -348,25 +755,32 @@
         </w:trPr>
         <w:tc>
           <w:tcPr>
-            <w:tcW w:type="dxa" w:w="1814"/>
-            <w:vAlign w:val="center"/>
+            <w:tcW w:type="dxa" w:w="2523"/>
+            <w:vAlign w:val="top"/>
+            <w:shd w:fill="F1F2F3"/>
             <w:tcMar>
-              <w:top w:w="55" w:type="dxa"/>
-              <w:start w:w="70" w:type="dxa"/>
-              <w:bottom w:w="55" w:type="dxa"/>
-              <w:end w:w="70" w:type="dxa"/>
+              <w:top w:w="72" w:type="dxa"/>
+              <w:start w:w="95" w:type="dxa"/>
+              <w:bottom w:w="72" w:type="dxa"/>
+              <w:end w:w="95" w:type="dxa"/>
             </w:tcMar>
-            <w:shd w:fill="D9EAF7"/>
+            <w:tcBorders>
+              <w:top w:val="single" w:sz="4" w:color="B7BCC2"/>
+              <w:left w:val="single" w:sz="4" w:color="B7BCC2"/>
+              <w:bottom w:val="single" w:sz="4" w:color="B7BCC2"/>
+              <w:right w:val="single" w:sz="4" w:color="B7BCC2"/>
+            </w:tcBorders>
           </w:tcPr>
           <w:p>
             <w:pPr>
-              <w:spacing w:after="0" w:before="0" w:line="240" w:lineRule="auto"/>
+              <w:spacing w:before="0" w:after="0" w:line="245" w:lineRule="auto"/>
             </w:pPr>
             <w:r/>
             <w:r>
               <w:rPr>
-                <w:rFonts w:ascii="Arial" w:hAnsi="Arial" w:eastAsia="Arial"/>
+                <w:rFonts w:ascii="Arial" w:hAnsi="Arial" w:eastAsia="Arial" w:cs="Arial"/>
                 <w:b/>
+                <w:color w:val="25282B"/>
                 <w:sz w:val="17"/>
               </w:rPr>
               <w:t>İçerik Çerçevesi (Konu)</w:t>
@@ -375,24 +789,32 @@
         </w:tc>
         <w:tc>
           <w:tcPr>
-            <w:tcW w:type="dxa" w:w="9185"/>
-            <w:vAlign w:val="center"/>
-            <w:gridSpan w:val="3"/>
+            <w:tcW w:type="dxa" w:w="7711"/>
+            <w:vAlign w:val="top"/>
+            <w:shd w:fill="FFFFFF"/>
             <w:tcMar>
-              <w:top w:w="55" w:type="dxa"/>
-              <w:start w:w="70" w:type="dxa"/>
-              <w:bottom w:w="55" w:type="dxa"/>
-              <w:end w:w="70" w:type="dxa"/>
+              <w:top w:w="72" w:type="dxa"/>
+              <w:start w:w="95" w:type="dxa"/>
+              <w:bottom w:w="72" w:type="dxa"/>
+              <w:end w:w="95" w:type="dxa"/>
             </w:tcMar>
+            <w:tcBorders>
+              <w:top w:val="single" w:sz="4" w:color="B7BCC2"/>
+              <w:left w:val="single" w:sz="4" w:color="B7BCC2"/>
+              <w:bottom w:val="single" w:sz="4" w:color="B7BCC2"/>
+              <w:right w:val="single" w:sz="4" w:color="B7BCC2"/>
+            </w:tcBorders>
           </w:tcPr>
           <w:p>
             <w:pPr>
-              <w:spacing w:after="0" w:before="0" w:line="240" w:lineRule="auto"/>
+              <w:spacing w:before="0" w:after="0" w:line="245" w:lineRule="auto"/>
             </w:pPr>
+            <w:r/>
             <w:r>
               <w:rPr>
-                <w:rFonts w:ascii="Arial" w:hAnsi="Arial" w:eastAsia="Arial"/>
+                <w:rFonts w:ascii="Arial" w:hAnsi="Arial" w:eastAsia="Arial" w:cs="Arial"/>
                 <w:b w:val="0"/>
+                <w:color w:val="25282B"/>
                 <w:sz w:val="17"/>
               </w:rPr>
               <w:t>Dijital Vatandaşlık Uygulamaları / Yapay Zekâda Temel Kavram ve Özellikler</w:t>
@@ -406,25 +828,32 @@
         </w:trPr>
         <w:tc>
           <w:tcPr>
-            <w:tcW w:type="dxa" w:w="1814"/>
-            <w:vAlign w:val="center"/>
+            <w:tcW w:type="dxa" w:w="2523"/>
+            <w:vAlign w:val="top"/>
+            <w:shd w:fill="F1F2F3"/>
             <w:tcMar>
-              <w:top w:w="55" w:type="dxa"/>
-              <w:start w:w="70" w:type="dxa"/>
-              <w:bottom w:w="55" w:type="dxa"/>
-              <w:end w:w="70" w:type="dxa"/>
+              <w:top w:w="72" w:type="dxa"/>
+              <w:start w:w="95" w:type="dxa"/>
+              <w:bottom w:w="72" w:type="dxa"/>
+              <w:end w:w="95" w:type="dxa"/>
             </w:tcMar>
-            <w:shd w:fill="D9EAF7"/>
+            <w:tcBorders>
+              <w:top w:val="single" w:sz="4" w:color="B7BCC2"/>
+              <w:left w:val="single" w:sz="4" w:color="B7BCC2"/>
+              <w:bottom w:val="single" w:sz="4" w:color="B7BCC2"/>
+              <w:right w:val="single" w:sz="4" w:color="B7BCC2"/>
+            </w:tcBorders>
           </w:tcPr>
           <w:p>
             <w:pPr>
-              <w:spacing w:after="0" w:before="0" w:line="240" w:lineRule="auto"/>
+              <w:spacing w:before="0" w:after="0" w:line="245" w:lineRule="auto"/>
             </w:pPr>
             <w:r/>
             <w:r>
               <w:rPr>
-                <w:rFonts w:ascii="Arial" w:hAnsi="Arial" w:eastAsia="Arial"/>
+                <w:rFonts w:ascii="Arial" w:hAnsi="Arial" w:eastAsia="Arial" w:cs="Arial"/>
                 <w:b/>
+                <w:color w:val="25282B"/>
                 <w:sz w:val="17"/>
               </w:rPr>
               <w:t>Alan Becerileri</w:t>
@@ -433,25 +862,32 @@
         </w:tc>
         <w:tc>
           <w:tcPr>
-            <w:tcW w:type="dxa" w:w="9185"/>
-            <w:vAlign w:val="center"/>
-            <w:gridSpan w:val="3"/>
+            <w:tcW w:type="dxa" w:w="7711"/>
+            <w:vAlign w:val="top"/>
+            <w:shd w:fill="FFFFFF"/>
             <w:tcMar>
-              <w:top w:w="55" w:type="dxa"/>
-              <w:start w:w="70" w:type="dxa"/>
-              <w:bottom w:w="55" w:type="dxa"/>
-              <w:end w:w="70" w:type="dxa"/>
+              <w:top w:w="72" w:type="dxa"/>
+              <w:start w:w="95" w:type="dxa"/>
+              <w:bottom w:w="72" w:type="dxa"/>
+              <w:end w:w="95" w:type="dxa"/>
             </w:tcMar>
+            <w:tcBorders>
+              <w:top w:val="single" w:sz="4" w:color="B7BCC2"/>
+              <w:left w:val="single" w:sz="4" w:color="B7BCC2"/>
+              <w:bottom w:val="single" w:sz="4" w:color="B7BCC2"/>
+              <w:right w:val="single" w:sz="4" w:color="B7BCC2"/>
+            </w:tcBorders>
           </w:tcPr>
           <w:p>
             <w:pPr>
-              <w:spacing w:after="0" w:before="0" w:line="240" w:lineRule="auto"/>
+              <w:spacing w:before="0" w:after="0" w:line="245" w:lineRule="auto"/>
             </w:pPr>
             <w:r/>
             <w:r>
               <w:rPr>
-                <w:rFonts w:ascii="Arial" w:hAnsi="Arial" w:eastAsia="Arial"/>
+                <w:rFonts w:ascii="Arial" w:hAnsi="Arial" w:eastAsia="Arial" w:cs="Arial"/>
                 <w:b w:val="0"/>
+                <w:color w:val="25282B"/>
                 <w:sz w:val="17"/>
               </w:rPr>
               <w:t>BTYAB1. Bilişim Teknolojileri Kullanma</w:t>
@@ -465,25 +901,32 @@
         </w:trPr>
         <w:tc>
           <w:tcPr>
-            <w:tcW w:type="dxa" w:w="1814"/>
-            <w:vAlign w:val="center"/>
+            <w:tcW w:type="dxa" w:w="2523"/>
+            <w:vAlign w:val="top"/>
+            <w:shd w:fill="F1F2F3"/>
             <w:tcMar>
-              <w:top w:w="55" w:type="dxa"/>
-              <w:start w:w="70" w:type="dxa"/>
-              <w:bottom w:w="55" w:type="dxa"/>
-              <w:end w:w="70" w:type="dxa"/>
+              <w:top w:w="72" w:type="dxa"/>
+              <w:start w:w="95" w:type="dxa"/>
+              <w:bottom w:w="72" w:type="dxa"/>
+              <w:end w:w="95" w:type="dxa"/>
             </w:tcMar>
-            <w:shd w:fill="D9EAF7"/>
+            <w:tcBorders>
+              <w:top w:val="single" w:sz="4" w:color="B7BCC2"/>
+              <w:left w:val="single" w:sz="4" w:color="B7BCC2"/>
+              <w:bottom w:val="single" w:sz="4" w:color="B7BCC2"/>
+              <w:right w:val="single" w:sz="4" w:color="B7BCC2"/>
+            </w:tcBorders>
           </w:tcPr>
           <w:p>
             <w:pPr>
-              <w:spacing w:after="0" w:before="0" w:line="240" w:lineRule="auto"/>
+              <w:spacing w:before="0" w:after="0" w:line="245" w:lineRule="auto"/>
             </w:pPr>
             <w:r/>
             <w:r>
               <w:rPr>
-                <w:rFonts w:ascii="Arial" w:hAnsi="Arial" w:eastAsia="Arial"/>
+                <w:rFonts w:ascii="Arial" w:hAnsi="Arial" w:eastAsia="Arial" w:cs="Arial"/>
                 <w:b/>
+                <w:color w:val="25282B"/>
                 <w:sz w:val="17"/>
               </w:rPr>
               <w:t>Kavramsal Beceriler</w:t>
@@ -492,24 +935,32 @@
         </w:tc>
         <w:tc>
           <w:tcPr>
-            <w:tcW w:type="dxa" w:w="9185"/>
-            <w:vAlign w:val="center"/>
-            <w:gridSpan w:val="3"/>
+            <w:tcW w:type="dxa" w:w="7711"/>
+            <w:vAlign w:val="top"/>
+            <w:shd w:fill="FFFFFF"/>
             <w:tcMar>
-              <w:top w:w="55" w:type="dxa"/>
-              <w:start w:w="70" w:type="dxa"/>
-              <w:bottom w:w="55" w:type="dxa"/>
-              <w:end w:w="70" w:type="dxa"/>
+              <w:top w:w="72" w:type="dxa"/>
+              <w:start w:w="95" w:type="dxa"/>
+              <w:bottom w:w="72" w:type="dxa"/>
+              <w:end w:w="95" w:type="dxa"/>
             </w:tcMar>
+            <w:tcBorders>
+              <w:top w:val="single" w:sz="4" w:color="B7BCC2"/>
+              <w:left w:val="single" w:sz="4" w:color="B7BCC2"/>
+              <w:bottom w:val="single" w:sz="4" w:color="B7BCC2"/>
+              <w:right w:val="single" w:sz="4" w:color="B7BCC2"/>
+            </w:tcBorders>
           </w:tcPr>
           <w:p>
             <w:pPr>
-              <w:spacing w:after="0" w:before="0" w:line="240" w:lineRule="auto"/>
+              <w:spacing w:before="0" w:after="0" w:line="245" w:lineRule="auto"/>
             </w:pPr>
+            <w:r/>
             <w:r>
               <w:rPr>
-                <w:rFonts w:ascii="Arial" w:hAnsi="Arial" w:eastAsia="Arial"/>
+                <w:rFonts w:ascii="Arial" w:hAnsi="Arial" w:eastAsia="Arial" w:cs="Arial"/>
                 <w:b w:val="0"/>
+                <w:color w:val="25282B"/>
                 <w:sz w:val="17"/>
               </w:rPr>
               <w:t>Tema düzeyi: KB2.3. Özetleme, KB2.4. Çözümleme, KB2.8. Sorgulama. Bu hafta ilk saatte sınıflandırma/özetleme, ikinci saatte sorgulama ve kavram oluşturma öne çıkar.</w:t>
@@ -523,25 +974,32 @@
         </w:trPr>
         <w:tc>
           <w:tcPr>
-            <w:tcW w:type="dxa" w:w="1814"/>
-            <w:vAlign w:val="center"/>
+            <w:tcW w:type="dxa" w:w="2523"/>
+            <w:vAlign w:val="top"/>
+            <w:shd w:fill="F1F2F3"/>
             <w:tcMar>
-              <w:top w:w="55" w:type="dxa"/>
-              <w:start w:w="70" w:type="dxa"/>
-              <w:bottom w:w="55" w:type="dxa"/>
-              <w:end w:w="70" w:type="dxa"/>
+              <w:top w:w="72" w:type="dxa"/>
+              <w:start w:w="95" w:type="dxa"/>
+              <w:bottom w:w="72" w:type="dxa"/>
+              <w:end w:w="95" w:type="dxa"/>
             </w:tcMar>
-            <w:shd w:fill="D9EAF7"/>
+            <w:tcBorders>
+              <w:top w:val="single" w:sz="4" w:color="B7BCC2"/>
+              <w:left w:val="single" w:sz="4" w:color="B7BCC2"/>
+              <w:bottom w:val="single" w:sz="4" w:color="B7BCC2"/>
+              <w:right w:val="single" w:sz="4" w:color="B7BCC2"/>
+            </w:tcBorders>
           </w:tcPr>
           <w:p>
             <w:pPr>
-              <w:spacing w:after="0" w:before="0" w:line="240" w:lineRule="auto"/>
+              <w:spacing w:before="0" w:after="0" w:line="245" w:lineRule="auto"/>
             </w:pPr>
             <w:r/>
             <w:r>
               <w:rPr>
-                <w:rFonts w:ascii="Arial" w:hAnsi="Arial" w:eastAsia="Arial"/>
+                <w:rFonts w:ascii="Arial" w:hAnsi="Arial" w:eastAsia="Arial" w:cs="Arial"/>
                 <w:b/>
+                <w:color w:val="25282B"/>
                 <w:sz w:val="17"/>
               </w:rPr>
               <w:t>Eğilimler</w:t>
@@ -550,24 +1008,32 @@
         </w:tc>
         <w:tc>
           <w:tcPr>
-            <w:tcW w:type="dxa" w:w="9185"/>
-            <w:vAlign w:val="center"/>
-            <w:gridSpan w:val="3"/>
+            <w:tcW w:type="dxa" w:w="7711"/>
+            <w:vAlign w:val="top"/>
+            <w:shd w:fill="FFFFFF"/>
             <w:tcMar>
-              <w:top w:w="55" w:type="dxa"/>
-              <w:start w:w="70" w:type="dxa"/>
-              <w:bottom w:w="55" w:type="dxa"/>
-              <w:end w:w="70" w:type="dxa"/>
+              <w:top w:w="72" w:type="dxa"/>
+              <w:start w:w="95" w:type="dxa"/>
+              <w:bottom w:w="72" w:type="dxa"/>
+              <w:end w:w="95" w:type="dxa"/>
             </w:tcMar>
+            <w:tcBorders>
+              <w:top w:val="single" w:sz="4" w:color="B7BCC2"/>
+              <w:left w:val="single" w:sz="4" w:color="B7BCC2"/>
+              <w:bottom w:val="single" w:sz="4" w:color="B7BCC2"/>
+              <w:right w:val="single" w:sz="4" w:color="B7BCC2"/>
+            </w:tcBorders>
           </w:tcPr>
           <w:p>
             <w:pPr>
-              <w:spacing w:after="0" w:before="0" w:line="240" w:lineRule="auto"/>
+              <w:spacing w:before="0" w:after="0" w:line="245" w:lineRule="auto"/>
             </w:pPr>
+            <w:r/>
             <w:r>
               <w:rPr>
-                <w:rFonts w:ascii="Arial" w:hAnsi="Arial" w:eastAsia="Arial"/>
+                <w:rFonts w:ascii="Arial" w:hAnsi="Arial" w:eastAsia="Arial" w:cs="Arial"/>
                 <w:b w:val="0"/>
+                <w:color w:val="25282B"/>
                 <w:sz w:val="17"/>
               </w:rPr>
               <w:t>E1.2. Bağımsızlık, E2.2. Sorumluluk, E3.5. Açık Fikirlilik, E3.8. Soru Sorma</w:t>
@@ -581,25 +1047,32 @@
         </w:trPr>
         <w:tc>
           <w:tcPr>
-            <w:tcW w:type="dxa" w:w="1814"/>
-            <w:vAlign w:val="center"/>
+            <w:tcW w:type="dxa" w:w="2523"/>
+            <w:vAlign w:val="top"/>
+            <w:shd w:fill="F1F2F3"/>
             <w:tcMar>
-              <w:top w:w="55" w:type="dxa"/>
-              <w:start w:w="70" w:type="dxa"/>
-              <w:bottom w:w="55" w:type="dxa"/>
-              <w:end w:w="70" w:type="dxa"/>
+              <w:top w:w="72" w:type="dxa"/>
+              <w:start w:w="95" w:type="dxa"/>
+              <w:bottom w:w="72" w:type="dxa"/>
+              <w:end w:w="95" w:type="dxa"/>
             </w:tcMar>
-            <w:shd w:fill="D9EAF7"/>
+            <w:tcBorders>
+              <w:top w:val="single" w:sz="4" w:color="B7BCC2"/>
+              <w:left w:val="single" w:sz="4" w:color="B7BCC2"/>
+              <w:bottom w:val="single" w:sz="4" w:color="B7BCC2"/>
+              <w:right w:val="single" w:sz="4" w:color="B7BCC2"/>
+            </w:tcBorders>
           </w:tcPr>
           <w:p>
             <w:pPr>
-              <w:spacing w:after="0" w:before="0" w:line="240" w:lineRule="auto"/>
+              <w:spacing w:before="0" w:after="0" w:line="245" w:lineRule="auto"/>
             </w:pPr>
             <w:r/>
             <w:r>
               <w:rPr>
-                <w:rFonts w:ascii="Arial" w:hAnsi="Arial" w:eastAsia="Arial"/>
+                <w:rFonts w:ascii="Arial" w:hAnsi="Arial" w:eastAsia="Arial" w:cs="Arial"/>
                 <w:b/>
+                <w:color w:val="25282B"/>
                 <w:sz w:val="17"/>
               </w:rPr>
               <w:t>Anahtar Kavramlar</w:t>
@@ -608,24 +1081,32 @@
         </w:tc>
         <w:tc>
           <w:tcPr>
-            <w:tcW w:type="dxa" w:w="9185"/>
-            <w:vAlign w:val="center"/>
-            <w:gridSpan w:val="3"/>
+            <w:tcW w:type="dxa" w:w="7711"/>
+            <w:vAlign w:val="top"/>
+            <w:shd w:fill="FFFFFF"/>
             <w:tcMar>
-              <w:top w:w="55" w:type="dxa"/>
-              <w:start w:w="70" w:type="dxa"/>
-              <w:bottom w:w="55" w:type="dxa"/>
-              <w:end w:w="70" w:type="dxa"/>
+              <w:top w:w="72" w:type="dxa"/>
+              <w:start w:w="95" w:type="dxa"/>
+              <w:bottom w:w="72" w:type="dxa"/>
+              <w:end w:w="95" w:type="dxa"/>
             </w:tcMar>
+            <w:tcBorders>
+              <w:top w:val="single" w:sz="4" w:color="B7BCC2"/>
+              <w:left w:val="single" w:sz="4" w:color="B7BCC2"/>
+              <w:bottom w:val="single" w:sz="4" w:color="B7BCC2"/>
+              <w:right w:val="single" w:sz="4" w:color="B7BCC2"/>
+            </w:tcBorders>
           </w:tcPr>
           <w:p>
             <w:pPr>
-              <w:spacing w:after="0" w:before="0" w:line="240" w:lineRule="auto"/>
+              <w:spacing w:before="0" w:after="0" w:line="245" w:lineRule="auto"/>
             </w:pPr>
+            <w:r/>
             <w:r>
               <w:rPr>
-                <w:rFonts w:ascii="Arial" w:hAnsi="Arial" w:eastAsia="Arial"/>
+                <w:rFonts w:ascii="Arial" w:hAnsi="Arial" w:eastAsia="Arial" w:cs="Arial"/>
                 <w:b w:val="0"/>
+                <w:color w:val="25282B"/>
                 <w:sz w:val="17"/>
               </w:rPr>
               <w:t>dijital vatandaşlık, dijital kimlik, dijital ayak izi, mahremiyet, yapay zekâ, doğal zekâ, yapay zekâ uygulamaları</w:t>
@@ -639,25 +1120,32 @@
         </w:trPr>
         <w:tc>
           <w:tcPr>
-            <w:tcW w:type="dxa" w:w="1814"/>
-            <w:vAlign w:val="center"/>
+            <w:tcW w:type="dxa" w:w="2523"/>
+            <w:vAlign w:val="top"/>
+            <w:shd w:fill="F1F2F3"/>
             <w:tcMar>
-              <w:top w:w="55" w:type="dxa"/>
-              <w:start w:w="70" w:type="dxa"/>
-              <w:bottom w:w="55" w:type="dxa"/>
-              <w:end w:w="70" w:type="dxa"/>
+              <w:top w:w="72" w:type="dxa"/>
+              <w:start w:w="95" w:type="dxa"/>
+              <w:bottom w:w="72" w:type="dxa"/>
+              <w:end w:w="95" w:type="dxa"/>
             </w:tcMar>
-            <w:shd w:fill="D9EAF7"/>
+            <w:tcBorders>
+              <w:top w:val="single" w:sz="4" w:color="B7BCC2"/>
+              <w:left w:val="single" w:sz="4" w:color="B7BCC2"/>
+              <w:bottom w:val="single" w:sz="4" w:color="B7BCC2"/>
+              <w:right w:val="single" w:sz="4" w:color="B7BCC2"/>
+            </w:tcBorders>
           </w:tcPr>
           <w:p>
             <w:pPr>
-              <w:spacing w:after="0" w:before="0" w:line="240" w:lineRule="auto"/>
+              <w:spacing w:before="0" w:after="0" w:line="245" w:lineRule="auto"/>
             </w:pPr>
             <w:r/>
             <w:r>
               <w:rPr>
-                <w:rFonts w:ascii="Arial" w:hAnsi="Arial" w:eastAsia="Arial"/>
+                <w:rFonts w:ascii="Arial" w:hAnsi="Arial" w:eastAsia="Arial" w:cs="Arial"/>
                 <w:b/>
+                <w:color w:val="25282B"/>
                 <w:sz w:val="17"/>
               </w:rPr>
               <w:t>Öğrenme Çıktısı ve</w:t>
@@ -668,142 +1156,159 @@
         </w:tc>
         <w:tc>
           <w:tcPr>
-            <w:tcW w:type="dxa" w:w="9185"/>
-            <w:vAlign w:val="center"/>
-            <w:gridSpan w:val="3"/>
+            <w:tcW w:type="dxa" w:w="7711"/>
+            <w:vAlign w:val="top"/>
+            <w:shd w:fill="FFFFFF"/>
             <w:tcMar>
-              <w:top w:w="55" w:type="dxa"/>
-              <w:start w:w="70" w:type="dxa"/>
-              <w:bottom w:w="55" w:type="dxa"/>
-              <w:end w:w="70" w:type="dxa"/>
+              <w:top w:w="72" w:type="dxa"/>
+              <w:start w:w="95" w:type="dxa"/>
+              <w:bottom w:w="72" w:type="dxa"/>
+              <w:end w:w="95" w:type="dxa"/>
             </w:tcMar>
+            <w:tcBorders>
+              <w:top w:val="single" w:sz="4" w:color="B7BCC2"/>
+              <w:left w:val="single" w:sz="4" w:color="B7BCC2"/>
+              <w:bottom w:val="single" w:sz="4" w:color="B7BCC2"/>
+              <w:right w:val="single" w:sz="4" w:color="B7BCC2"/>
+            </w:tcBorders>
           </w:tcPr>
           <w:p>
             <w:pPr>
-              <w:spacing w:before="0" w:after="0" w:line="240" w:lineRule="auto"/>
+              <w:spacing w:before="0" w:after="22" w:line="245" w:lineRule="auto"/>
             </w:pPr>
+            <w:r/>
             <w:r>
               <w:rPr>
-                <w:rFonts w:ascii="Arial" w:hAnsi="Arial" w:eastAsia="Arial"/>
-                <w:b w:val="0"/>
-                <w:sz w:val="16"/>
+                <w:rFonts w:ascii="Arial" w:hAnsi="Arial" w:eastAsia="Arial" w:cs="Arial"/>
+                <w:b/>
+                <w:color w:val="25282B"/>
+                <w:sz w:val="17"/>
               </w:rPr>
               <w:t>BTY.5.1.3. Dijital vatandaşlık uygulamalarını sınıflandırabilme</w:t>
             </w:r>
           </w:p>
           <w:p>
             <w:pPr>
-              <w:spacing w:before="0" w:after="0" w:line="240" w:lineRule="auto"/>
+              <w:spacing w:before="0" w:after="22" w:line="245" w:lineRule="auto"/>
             </w:pPr>
             <w:r>
               <w:rPr>
-                <w:rFonts w:ascii="Arial" w:hAnsi="Arial" w:eastAsia="Arial"/>
+                <w:rFonts w:ascii="Arial" w:hAnsi="Arial" w:eastAsia="Arial" w:cs="Arial"/>
                 <w:b w:val="0"/>
-                <w:sz w:val="16"/>
+                <w:color w:val="25282B"/>
+                <w:sz w:val="17"/>
               </w:rPr>
               <w:t>a) Dijital kimlik kavramını belirler.</w:t>
             </w:r>
           </w:p>
           <w:p>
             <w:pPr>
-              <w:spacing w:before="0" w:after="0" w:line="240" w:lineRule="auto"/>
+              <w:spacing w:before="0" w:after="22" w:line="245" w:lineRule="auto"/>
             </w:pPr>
             <w:r>
               <w:rPr>
-                <w:rFonts w:ascii="Arial" w:hAnsi="Arial" w:eastAsia="Arial"/>
+                <w:rFonts w:ascii="Arial" w:hAnsi="Arial" w:eastAsia="Arial" w:cs="Arial"/>
                 <w:b w:val="0"/>
-                <w:sz w:val="16"/>
+                <w:color w:val="25282B"/>
+                <w:sz w:val="17"/>
               </w:rPr>
               <w:t>b) Dijital ayak izinin etkilerini bilişim teknolojilerinin kullanım alanları ile ilişkilendirir.</w:t>
             </w:r>
           </w:p>
           <w:p>
             <w:pPr>
-              <w:spacing w:before="0" w:after="0" w:line="240" w:lineRule="auto"/>
+              <w:spacing w:before="0" w:after="22" w:line="245" w:lineRule="auto"/>
             </w:pPr>
             <w:r>
               <w:rPr>
-                <w:rFonts w:ascii="Arial" w:hAnsi="Arial" w:eastAsia="Arial"/>
+                <w:rFonts w:ascii="Arial" w:hAnsi="Arial" w:eastAsia="Arial" w:cs="Arial"/>
                 <w:b w:val="0"/>
-                <w:sz w:val="16"/>
+                <w:color w:val="25282B"/>
+                <w:sz w:val="17"/>
               </w:rPr>
               <w:t>c) Dijital vatandaşlık uygulamalarını kullanım alanlarına göre gruplandırır.</w:t>
             </w:r>
           </w:p>
           <w:p>
             <w:pPr>
-              <w:spacing w:before="0" w:after="0" w:line="240" w:lineRule="auto"/>
+              <w:spacing w:before="0" w:after="22" w:line="245" w:lineRule="auto"/>
             </w:pPr>
             <w:r>
               <w:rPr>
-                <w:rFonts w:ascii="Arial" w:hAnsi="Arial" w:eastAsia="Arial"/>
+                <w:rFonts w:ascii="Arial" w:hAnsi="Arial" w:eastAsia="Arial" w:cs="Arial"/>
                 <w:b w:val="0"/>
-                <w:sz w:val="16"/>
+                <w:color w:val="25282B"/>
+                <w:sz w:val="17"/>
               </w:rPr>
               <w:t>BTY.5.1.4. Yapay zekâ ile ilgili temel kavramları ve özellikleri sorgulayabilme</w:t>
             </w:r>
           </w:p>
           <w:p>
             <w:pPr>
-              <w:spacing w:before="0" w:after="0" w:line="240" w:lineRule="auto"/>
+              <w:spacing w:before="0" w:after="22" w:line="245" w:lineRule="auto"/>
             </w:pPr>
             <w:r>
               <w:rPr>
-                <w:rFonts w:ascii="Arial" w:hAnsi="Arial" w:eastAsia="Arial"/>
+                <w:rFonts w:ascii="Arial" w:hAnsi="Arial" w:eastAsia="Arial" w:cs="Arial"/>
                 <w:b w:val="0"/>
-                <w:sz w:val="16"/>
+                <w:color w:val="25282B"/>
+                <w:sz w:val="17"/>
               </w:rPr>
               <w:t>a) Yapay zekâ ile ilgili temel kavram ve özelliklere ilişkin merak ettiği konuları tanımlar.</w:t>
             </w:r>
           </w:p>
           <w:p>
             <w:pPr>
-              <w:spacing w:before="0" w:after="0" w:line="240" w:lineRule="auto"/>
+              <w:spacing w:before="0" w:after="22" w:line="245" w:lineRule="auto"/>
             </w:pPr>
             <w:r>
               <w:rPr>
-                <w:rFonts w:ascii="Arial" w:hAnsi="Arial" w:eastAsia="Arial"/>
+                <w:rFonts w:ascii="Arial" w:hAnsi="Arial" w:eastAsia="Arial" w:cs="Arial"/>
                 <w:b w:val="0"/>
-                <w:sz w:val="16"/>
+                <w:color w:val="25282B"/>
+                <w:sz w:val="17"/>
               </w:rPr>
               <w:t>b) Yapay zekâ ile ilgili temel kavram ve özellikleri hakkında sorular sorar.</w:t>
             </w:r>
           </w:p>
           <w:p>
             <w:pPr>
-              <w:spacing w:before="0" w:after="0" w:line="240" w:lineRule="auto"/>
+              <w:spacing w:before="0" w:after="22" w:line="245" w:lineRule="auto"/>
             </w:pPr>
             <w:r>
               <w:rPr>
-                <w:rFonts w:ascii="Arial" w:hAnsi="Arial" w:eastAsia="Arial"/>
+                <w:rFonts w:ascii="Arial" w:hAnsi="Arial" w:eastAsia="Arial" w:cs="Arial"/>
                 <w:b w:val="0"/>
-                <w:sz w:val="16"/>
+                <w:color w:val="25282B"/>
+                <w:sz w:val="17"/>
               </w:rPr>
               <w:t>c) Yapay zekâ ile ilgili temel kavram ve özellikleri hakkında bilgi toplar.</w:t>
             </w:r>
           </w:p>
           <w:p>
             <w:pPr>
-              <w:spacing w:before="0" w:after="0" w:line="240" w:lineRule="auto"/>
+              <w:spacing w:before="0" w:after="22" w:line="245" w:lineRule="auto"/>
             </w:pPr>
             <w:r>
               <w:rPr>
-                <w:rFonts w:ascii="Arial" w:hAnsi="Arial" w:eastAsia="Arial"/>
+                <w:rFonts w:ascii="Arial" w:hAnsi="Arial" w:eastAsia="Arial" w:cs="Arial"/>
                 <w:b w:val="0"/>
-                <w:sz w:val="16"/>
+                <w:color w:val="25282B"/>
+                <w:sz w:val="17"/>
               </w:rPr>
               <w:t>ç) Yapay zekâ ile ilgili temel kavram ve özellikleri hakkında toplanan bilgilerin doğruluğunu değerlendirir.</w:t>
             </w:r>
           </w:p>
           <w:p>
             <w:pPr>
-              <w:spacing w:before="0" w:after="0" w:line="240" w:lineRule="auto"/>
+              <w:spacing w:before="0" w:after="22" w:line="245" w:lineRule="auto"/>
             </w:pPr>
             <w:r>
               <w:rPr>
-                <w:rFonts w:ascii="Arial" w:hAnsi="Arial" w:eastAsia="Arial"/>
+                <w:rFonts w:ascii="Arial" w:hAnsi="Arial" w:eastAsia="Arial" w:cs="Arial"/>
                 <w:b w:val="0"/>
-                <w:sz w:val="16"/>
+                <w:color w:val="25282B"/>
+                <w:sz w:val="17"/>
               </w:rPr>
               <w:t>d) Yapay zekânın olası etkilerine ilişkin topladığı bilgiler üzerinden çıkarım yapar.</w:t>
             </w:r>
@@ -816,25 +1321,32 @@
         </w:trPr>
         <w:tc>
           <w:tcPr>
-            <w:tcW w:type="dxa" w:w="1814"/>
-            <w:vAlign w:val="center"/>
+            <w:tcW w:type="dxa" w:w="2523"/>
+            <w:vAlign w:val="top"/>
+            <w:shd w:fill="F1F2F3"/>
             <w:tcMar>
-              <w:top w:w="55" w:type="dxa"/>
-              <w:start w:w="70" w:type="dxa"/>
-              <w:bottom w:w="55" w:type="dxa"/>
-              <w:end w:w="70" w:type="dxa"/>
+              <w:top w:w="72" w:type="dxa"/>
+              <w:start w:w="95" w:type="dxa"/>
+              <w:bottom w:w="72" w:type="dxa"/>
+              <w:end w:w="95" w:type="dxa"/>
             </w:tcMar>
-            <w:shd w:fill="D9EAF7"/>
+            <w:tcBorders>
+              <w:top w:val="single" w:sz="4" w:color="B7BCC2"/>
+              <w:left w:val="single" w:sz="4" w:color="B7BCC2"/>
+              <w:bottom w:val="single" w:sz="4" w:color="B7BCC2"/>
+              <w:right w:val="single" w:sz="4" w:color="B7BCC2"/>
+            </w:tcBorders>
           </w:tcPr>
           <w:p>
             <w:pPr>
-              <w:spacing w:after="0" w:before="0" w:line="240" w:lineRule="auto"/>
+              <w:spacing w:before="0" w:after="0" w:line="245" w:lineRule="auto"/>
             </w:pPr>
             <w:r/>
             <w:r>
               <w:rPr>
-                <w:rFonts w:ascii="Arial" w:hAnsi="Arial" w:eastAsia="Arial"/>
+                <w:rFonts w:ascii="Arial" w:hAnsi="Arial" w:eastAsia="Arial" w:cs="Arial"/>
                 <w:b/>
+                <w:color w:val="25282B"/>
                 <w:sz w:val="17"/>
               </w:rPr>
               <w:t>Yöntem / Teknik</w:t>
@@ -843,50 +1355,71 @@
         </w:tc>
         <w:tc>
           <w:tcPr>
-            <w:tcW w:type="dxa" w:w="3969"/>
-            <w:vAlign w:val="center"/>
+            <w:tcW w:type="dxa" w:w="7711"/>
+            <w:vAlign w:val="top"/>
+            <w:shd w:fill="FFFFFF"/>
             <w:tcMar>
-              <w:top w:w="55" w:type="dxa"/>
-              <w:start w:w="70" w:type="dxa"/>
-              <w:bottom w:w="55" w:type="dxa"/>
-              <w:end w:w="70" w:type="dxa"/>
+              <w:top w:w="72" w:type="dxa"/>
+              <w:start w:w="95" w:type="dxa"/>
+              <w:bottom w:w="72" w:type="dxa"/>
+              <w:end w:w="95" w:type="dxa"/>
             </w:tcMar>
+            <w:tcBorders>
+              <w:top w:val="single" w:sz="4" w:color="B7BCC2"/>
+              <w:left w:val="single" w:sz="4" w:color="B7BCC2"/>
+              <w:bottom w:val="single" w:sz="4" w:color="B7BCC2"/>
+              <w:right w:val="single" w:sz="4" w:color="B7BCC2"/>
+            </w:tcBorders>
           </w:tcPr>
           <w:p>
             <w:pPr>
-              <w:spacing w:after="0" w:before="0" w:line="240" w:lineRule="auto"/>
+              <w:spacing w:before="0" w:after="0" w:line="245" w:lineRule="auto"/>
             </w:pPr>
+            <w:r/>
             <w:r>
               <w:rPr>
-                <w:rFonts w:ascii="Arial" w:hAnsi="Arial" w:eastAsia="Arial"/>
+                <w:rFonts w:ascii="Arial" w:hAnsi="Arial" w:eastAsia="Arial" w:cs="Arial"/>
                 <w:b w:val="0"/>
+                <w:color w:val="25282B"/>
                 <w:sz w:val="17"/>
               </w:rPr>
               <w:t>Kısa sunum, akran geri bildirimi, Frayer modeli, beyin fırtınası, örnek inceleme, soru üretme, küçük grup çalışması, çıkış bileti</w:t>
             </w:r>
           </w:p>
         </w:tc>
+      </w:tr>
+      <w:tr>
+        <w:trPr>
+          <w:cantSplit/>
+        </w:trPr>
         <w:tc>
           <w:tcPr>
-            <w:tcW w:type="dxa" w:w="1361"/>
-            <w:vAlign w:val="center"/>
+            <w:tcW w:type="dxa" w:w="2523"/>
+            <w:vAlign w:val="top"/>
+            <w:shd w:fill="F1F2F3"/>
             <w:tcMar>
-              <w:top w:w="55" w:type="dxa"/>
-              <w:start w:w="70" w:type="dxa"/>
-              <w:bottom w:w="55" w:type="dxa"/>
-              <w:end w:w="70" w:type="dxa"/>
+              <w:top w:w="72" w:type="dxa"/>
+              <w:start w:w="95" w:type="dxa"/>
+              <w:bottom w:w="72" w:type="dxa"/>
+              <w:end w:w="95" w:type="dxa"/>
             </w:tcMar>
-            <w:shd w:fill="D9EAF7"/>
+            <w:tcBorders>
+              <w:top w:val="single" w:sz="4" w:color="B7BCC2"/>
+              <w:left w:val="single" w:sz="4" w:color="B7BCC2"/>
+              <w:bottom w:val="single" w:sz="4" w:color="B7BCC2"/>
+              <w:right w:val="single" w:sz="4" w:color="B7BCC2"/>
+            </w:tcBorders>
           </w:tcPr>
           <w:p>
             <w:pPr>
-              <w:spacing w:after="0" w:before="0" w:line="240" w:lineRule="auto"/>
+              <w:spacing w:before="0" w:after="0" w:line="245" w:lineRule="auto"/>
             </w:pPr>
             <w:r/>
             <w:r>
               <w:rPr>
-                <w:rFonts w:ascii="Arial" w:hAnsi="Arial" w:eastAsia="Arial"/>
+                <w:rFonts w:ascii="Arial" w:hAnsi="Arial" w:eastAsia="Arial" w:cs="Arial"/>
                 <w:b/>
+                <w:color w:val="25282B"/>
                 <w:sz w:val="17"/>
               </w:rPr>
               <w:t>Araç-Gereç / Materyal</w:t>
@@ -895,23 +1428,32 @@
         </w:tc>
         <w:tc>
           <w:tcPr>
-            <w:tcW w:type="dxa" w:w="3855"/>
-            <w:vAlign w:val="center"/>
+            <w:tcW w:type="dxa" w:w="7711"/>
+            <w:vAlign w:val="top"/>
+            <w:shd w:fill="FFFFFF"/>
             <w:tcMar>
-              <w:top w:w="55" w:type="dxa"/>
-              <w:start w:w="70" w:type="dxa"/>
-              <w:bottom w:w="55" w:type="dxa"/>
-              <w:end w:w="70" w:type="dxa"/>
+              <w:top w:w="72" w:type="dxa"/>
+              <w:start w:w="95" w:type="dxa"/>
+              <w:bottom w:w="72" w:type="dxa"/>
+              <w:end w:w="95" w:type="dxa"/>
             </w:tcMar>
+            <w:tcBorders>
+              <w:top w:val="single" w:sz="4" w:color="B7BCC2"/>
+              <w:left w:val="single" w:sz="4" w:color="B7BCC2"/>
+              <w:bottom w:val="single" w:sz="4" w:color="B7BCC2"/>
+              <w:right w:val="single" w:sz="4" w:color="B7BCC2"/>
+            </w:tcBorders>
           </w:tcPr>
           <w:p>
             <w:pPr>
-              <w:spacing w:after="0" w:before="0" w:line="240" w:lineRule="auto"/>
+              <w:spacing w:before="0" w:after="0" w:line="245" w:lineRule="auto"/>
             </w:pPr>
+            <w:r/>
             <w:r>
               <w:rPr>
-                <w:rFonts w:ascii="Arial" w:hAnsi="Arial" w:eastAsia="Arial"/>
+                <w:rFonts w:ascii="Arial" w:hAnsi="Arial" w:eastAsia="Arial" w:cs="Arial"/>
                 <w:b w:val="0"/>
+                <w:color w:val="25282B"/>
                 <w:sz w:val="17"/>
               </w:rPr>
               <w:t>4. haftadan kalan poster/sunumlar, kontrol listesi, yapay zekâ örnek görselleri/kısa sunu, kurmaca uygulama kartları, Frayer veya kavram haritası çalışma kâğıdı, etkileşimli tahta/projeksiyon</w:t>
@@ -922,15 +1464,9 @@
     </w:tbl>
     <w:p>
       <w:pPr>
-        <w:pStyle w:val="SectionHead"/>
-        <w:jc w:val="left"/>
+        <w:widowControl/>
+        <w:spacing w:after="0"/>
       </w:pPr>
-      <w:r>
-        <w:rPr>
-          <w:color w:val="1F4E78"/>
-        </w:rPr>
-        <w:t>II. BÖLÜM: PROGRAMLAR ARASI BİLEŞENLER</w:t>
-      </w:r>
     </w:p>
     <w:tbl>
       <w:tblPr>
@@ -938,18 +1474,55 @@
         <w:jc w:val="center"/>
         <w:tblLayout w:type="fixed"/>
         <w:tblLook w:firstColumn="1" w:firstRow="1" w:lastColumn="0" w:lastRow="0" w:noHBand="0" w:noVBand="1" w:val="04A0"/>
-        <w:tblBorders>
-          <w:top w:val="single" w:sz="5" w:color="7F8C8D"/>
-          <w:left w:val="single" w:sz="5" w:color="7F8C8D"/>
-          <w:bottom w:val="single" w:sz="5" w:color="7F8C8D"/>
-          <w:right w:val="single" w:sz="5" w:color="7F8C8D"/>
-          <w:insideH w:val="single" w:sz="5" w:color="7F8C8D"/>
-          <w:insideV w:val="single" w:sz="5" w:color="7F8C8D"/>
-        </w:tblBorders>
       </w:tblPr>
       <w:tblGrid>
-        <w:gridCol w:w="5273"/>
-        <w:gridCol w:w="5273"/>
+        <w:gridCol w:w="10234"/>
+      </w:tblGrid>
+      <w:tr>
+        <w:tc>
+          <w:tcPr>
+            <w:tcW w:type="dxa" w:w="10234"/>
+            <w:shd w:fill="D9D9D9"/>
+            <w:tcMar>
+              <w:top w:w="65" w:type="dxa"/>
+              <w:start w:w="100" w:type="dxa"/>
+              <w:bottom w:w="65" w:type="dxa"/>
+              <w:end w:w="100" w:type="dxa"/>
+            </w:tcMar>
+            <w:tcBorders>
+              <w:top w:val="single" w:sz="5" w:color="8F949A"/>
+              <w:left w:val="single" w:sz="5" w:color="8F949A"/>
+              <w:bottom w:val="single" w:sz="5" w:color="8F949A"/>
+              <w:right w:val="single" w:sz="5" w:color="8F949A"/>
+            </w:tcBorders>
+          </w:tcPr>
+          <w:p>
+            <w:pPr>
+              <w:spacing w:after="0"/>
+            </w:pPr>
+            <w:r>
+              <w:rPr>
+                <w:rFonts w:ascii="Arial" w:hAnsi="Arial" w:eastAsia="Arial" w:cs="Arial"/>
+                <w:b/>
+                <w:color w:val="25282B"/>
+                <w:sz w:val="18"/>
+              </w:rPr>
+              <w:t>II. BÖLÜM: PROGRAMLAR ARASI BİLEŞENLER</w:t>
+            </w:r>
+          </w:p>
+        </w:tc>
+      </w:tr>
+    </w:tbl>
+    <w:tbl>
+      <w:tblPr>
+        <w:tblW w:type="auto" w:w="0"/>
+        <w:jc w:val="center"/>
+        <w:tblLayout w:type="fixed"/>
+        <w:tblLook w:firstColumn="1" w:firstRow="1" w:lastColumn="0" w:lastRow="0" w:noHBand="0" w:noVBand="1" w:val="04A0"/>
+      </w:tblPr>
+      <w:tblGrid>
+        <w:gridCol w:w="2523"/>
+        <w:gridCol w:w="7711"/>
       </w:tblGrid>
       <w:tr>
         <w:trPr>
@@ -957,25 +1530,32 @@
         </w:trPr>
         <w:tc>
           <w:tcPr>
-            <w:tcW w:type="dxa" w:w="2438"/>
-            <w:vAlign w:val="center"/>
+            <w:tcW w:type="dxa" w:w="2523"/>
+            <w:vAlign w:val="top"/>
+            <w:shd w:fill="F1F2F3"/>
             <w:tcMar>
-              <w:top w:w="55" w:type="dxa"/>
-              <w:start w:w="70" w:type="dxa"/>
-              <w:bottom w:w="55" w:type="dxa"/>
-              <w:end w:w="70" w:type="dxa"/>
+              <w:top w:w="72" w:type="dxa"/>
+              <w:start w:w="95" w:type="dxa"/>
+              <w:bottom w:w="72" w:type="dxa"/>
+              <w:end w:w="95" w:type="dxa"/>
             </w:tcMar>
-            <w:shd w:fill="D9EAF7"/>
+            <w:tcBorders>
+              <w:top w:val="single" w:sz="4" w:color="B7BCC2"/>
+              <w:left w:val="single" w:sz="4" w:color="B7BCC2"/>
+              <w:bottom w:val="single" w:sz="4" w:color="B7BCC2"/>
+              <w:right w:val="single" w:sz="4" w:color="B7BCC2"/>
+            </w:tcBorders>
           </w:tcPr>
           <w:p>
             <w:pPr>
-              <w:spacing w:after="0" w:before="0" w:line="240" w:lineRule="auto"/>
+              <w:spacing w:before="0" w:after="0" w:line="245" w:lineRule="auto"/>
             </w:pPr>
             <w:r/>
             <w:r>
               <w:rPr>
-                <w:rFonts w:ascii="Arial" w:hAnsi="Arial" w:eastAsia="Arial"/>
+                <w:rFonts w:ascii="Arial" w:hAnsi="Arial" w:eastAsia="Arial" w:cs="Arial"/>
                 <w:b/>
+                <w:color w:val="25282B"/>
                 <w:sz w:val="17"/>
               </w:rPr>
               <w:t>Sosyal-Duygusal Öğrenme Becerileri</w:t>
@@ -984,23 +1564,32 @@
         </w:tc>
         <w:tc>
           <w:tcPr>
-            <w:tcW w:type="dxa" w:w="8561"/>
-            <w:vAlign w:val="center"/>
+            <w:tcW w:type="dxa" w:w="7711"/>
+            <w:vAlign w:val="top"/>
+            <w:shd w:fill="FFFFFF"/>
             <w:tcMar>
-              <w:top w:w="55" w:type="dxa"/>
-              <w:start w:w="70" w:type="dxa"/>
-              <w:bottom w:w="55" w:type="dxa"/>
-              <w:end w:w="70" w:type="dxa"/>
+              <w:top w:w="72" w:type="dxa"/>
+              <w:start w:w="95" w:type="dxa"/>
+              <w:bottom w:w="72" w:type="dxa"/>
+              <w:end w:w="95" w:type="dxa"/>
             </w:tcMar>
+            <w:tcBorders>
+              <w:top w:val="single" w:sz="4" w:color="B7BCC2"/>
+              <w:left w:val="single" w:sz="4" w:color="B7BCC2"/>
+              <w:bottom w:val="single" w:sz="4" w:color="B7BCC2"/>
+              <w:right w:val="single" w:sz="4" w:color="B7BCC2"/>
+            </w:tcBorders>
           </w:tcPr>
           <w:p>
             <w:pPr>
-              <w:spacing w:after="0" w:before="0" w:line="240" w:lineRule="auto"/>
+              <w:spacing w:before="0" w:after="0" w:line="245" w:lineRule="auto"/>
             </w:pPr>
+            <w:r/>
             <w:r>
               <w:rPr>
-                <w:rFonts w:ascii="Arial" w:hAnsi="Arial" w:eastAsia="Arial"/>
+                <w:rFonts w:ascii="Arial" w:hAnsi="Arial" w:eastAsia="Arial" w:cs="Arial"/>
                 <w:b w:val="0"/>
+                <w:color w:val="25282B"/>
                 <w:sz w:val="17"/>
               </w:rPr>
               <w:t>SDB1.1. Kendini Tanıma (Öz Farkındalık), SDB1.2. Kendini Düzenleme (Öz Düzenleme), SDB2.1. İletişim, SDB2.2. İş Birliği, SDB2.3. Sosyal Farkındalık, SDB3.3. Sorumlu Karar Verme</w:t>
@@ -1014,25 +1603,32 @@
         </w:trPr>
         <w:tc>
           <w:tcPr>
-            <w:tcW w:type="dxa" w:w="2438"/>
-            <w:vAlign w:val="center"/>
+            <w:tcW w:type="dxa" w:w="2523"/>
+            <w:vAlign w:val="top"/>
+            <w:shd w:fill="F1F2F3"/>
             <w:tcMar>
-              <w:top w:w="55" w:type="dxa"/>
-              <w:start w:w="70" w:type="dxa"/>
-              <w:bottom w:w="55" w:type="dxa"/>
-              <w:end w:w="70" w:type="dxa"/>
+              <w:top w:w="72" w:type="dxa"/>
+              <w:start w:w="95" w:type="dxa"/>
+              <w:bottom w:w="72" w:type="dxa"/>
+              <w:end w:w="95" w:type="dxa"/>
             </w:tcMar>
-            <w:shd w:fill="D9EAF7"/>
+            <w:tcBorders>
+              <w:top w:val="single" w:sz="4" w:color="B7BCC2"/>
+              <w:left w:val="single" w:sz="4" w:color="B7BCC2"/>
+              <w:bottom w:val="single" w:sz="4" w:color="B7BCC2"/>
+              <w:right w:val="single" w:sz="4" w:color="B7BCC2"/>
+            </w:tcBorders>
           </w:tcPr>
           <w:p>
             <w:pPr>
-              <w:spacing w:after="0" w:before="0" w:line="240" w:lineRule="auto"/>
+              <w:spacing w:before="0" w:after="0" w:line="245" w:lineRule="auto"/>
             </w:pPr>
             <w:r/>
             <w:r>
               <w:rPr>
-                <w:rFonts w:ascii="Arial" w:hAnsi="Arial" w:eastAsia="Arial"/>
+                <w:rFonts w:ascii="Arial" w:hAnsi="Arial" w:eastAsia="Arial" w:cs="Arial"/>
                 <w:b/>
+                <w:color w:val="25282B"/>
                 <w:sz w:val="17"/>
               </w:rPr>
               <w:t>Değerler</w:t>
@@ -1041,23 +1637,32 @@
         </w:tc>
         <w:tc>
           <w:tcPr>
-            <w:tcW w:type="dxa" w:w="8561"/>
-            <w:vAlign w:val="center"/>
+            <w:tcW w:type="dxa" w:w="7711"/>
+            <w:vAlign w:val="top"/>
+            <w:shd w:fill="FFFFFF"/>
             <w:tcMar>
-              <w:top w:w="55" w:type="dxa"/>
-              <w:start w:w="70" w:type="dxa"/>
-              <w:bottom w:w="55" w:type="dxa"/>
-              <w:end w:w="70" w:type="dxa"/>
+              <w:top w:w="72" w:type="dxa"/>
+              <w:start w:w="95" w:type="dxa"/>
+              <w:bottom w:w="72" w:type="dxa"/>
+              <w:end w:w="95" w:type="dxa"/>
             </w:tcMar>
+            <w:tcBorders>
+              <w:top w:val="single" w:sz="4" w:color="B7BCC2"/>
+              <w:left w:val="single" w:sz="4" w:color="B7BCC2"/>
+              <w:bottom w:val="single" w:sz="4" w:color="B7BCC2"/>
+              <w:right w:val="single" w:sz="4" w:color="B7BCC2"/>
+            </w:tcBorders>
           </w:tcPr>
           <w:p>
             <w:pPr>
-              <w:spacing w:after="0" w:before="0" w:line="240" w:lineRule="auto"/>
+              <w:spacing w:before="0" w:after="0" w:line="245" w:lineRule="auto"/>
             </w:pPr>
+            <w:r/>
             <w:r>
               <w:rPr>
-                <w:rFonts w:ascii="Arial" w:hAnsi="Arial" w:eastAsia="Arial"/>
+                <w:rFonts w:ascii="Arial" w:hAnsi="Arial" w:eastAsia="Arial" w:cs="Arial"/>
                 <w:b w:val="0"/>
+                <w:color w:val="25282B"/>
                 <w:sz w:val="17"/>
               </w:rPr>
               <w:t>D3. Çalışkanlık, D8. Mahremiyet, D16. Sorumluluk</w:t>
@@ -1071,25 +1676,32 @@
         </w:trPr>
         <w:tc>
           <w:tcPr>
-            <w:tcW w:type="dxa" w:w="2438"/>
-            <w:vAlign w:val="center"/>
+            <w:tcW w:type="dxa" w:w="2523"/>
+            <w:vAlign w:val="top"/>
+            <w:shd w:fill="F1F2F3"/>
             <w:tcMar>
-              <w:top w:w="55" w:type="dxa"/>
-              <w:start w:w="70" w:type="dxa"/>
-              <w:bottom w:w="55" w:type="dxa"/>
-              <w:end w:w="70" w:type="dxa"/>
+              <w:top w:w="72" w:type="dxa"/>
+              <w:start w:w="95" w:type="dxa"/>
+              <w:bottom w:w="72" w:type="dxa"/>
+              <w:end w:w="95" w:type="dxa"/>
             </w:tcMar>
-            <w:shd w:fill="D9EAF7"/>
+            <w:tcBorders>
+              <w:top w:val="single" w:sz="4" w:color="B7BCC2"/>
+              <w:left w:val="single" w:sz="4" w:color="B7BCC2"/>
+              <w:bottom w:val="single" w:sz="4" w:color="B7BCC2"/>
+              <w:right w:val="single" w:sz="4" w:color="B7BCC2"/>
+            </w:tcBorders>
           </w:tcPr>
           <w:p>
             <w:pPr>
-              <w:spacing w:after="0" w:before="0" w:line="240" w:lineRule="auto"/>
+              <w:spacing w:before="0" w:after="0" w:line="245" w:lineRule="auto"/>
             </w:pPr>
             <w:r/>
             <w:r>
               <w:rPr>
-                <w:rFonts w:ascii="Arial" w:hAnsi="Arial" w:eastAsia="Arial"/>
+                <w:rFonts w:ascii="Arial" w:hAnsi="Arial" w:eastAsia="Arial" w:cs="Arial"/>
                 <w:b/>
+                <w:color w:val="25282B"/>
                 <w:sz w:val="17"/>
               </w:rPr>
               <w:t>Okuryazarlık Becerileri</w:t>
@@ -1098,23 +1710,32 @@
         </w:tc>
         <w:tc>
           <w:tcPr>
-            <w:tcW w:type="dxa" w:w="8561"/>
-            <w:vAlign w:val="center"/>
+            <w:tcW w:type="dxa" w:w="7711"/>
+            <w:vAlign w:val="top"/>
+            <w:shd w:fill="FFFFFF"/>
             <w:tcMar>
-              <w:top w:w="55" w:type="dxa"/>
-              <w:start w:w="70" w:type="dxa"/>
-              <w:bottom w:w="55" w:type="dxa"/>
-              <w:end w:w="70" w:type="dxa"/>
+              <w:top w:w="72" w:type="dxa"/>
+              <w:start w:w="95" w:type="dxa"/>
+              <w:bottom w:w="72" w:type="dxa"/>
+              <w:end w:w="95" w:type="dxa"/>
             </w:tcMar>
+            <w:tcBorders>
+              <w:top w:val="single" w:sz="4" w:color="B7BCC2"/>
+              <w:left w:val="single" w:sz="4" w:color="B7BCC2"/>
+              <w:bottom w:val="single" w:sz="4" w:color="B7BCC2"/>
+              <w:right w:val="single" w:sz="4" w:color="B7BCC2"/>
+            </w:tcBorders>
           </w:tcPr>
           <w:p>
             <w:pPr>
-              <w:spacing w:after="0" w:before="0" w:line="240" w:lineRule="auto"/>
+              <w:spacing w:before="0" w:after="0" w:line="245" w:lineRule="auto"/>
             </w:pPr>
+            <w:r/>
             <w:r>
               <w:rPr>
-                <w:rFonts w:ascii="Arial" w:hAnsi="Arial" w:eastAsia="Arial"/>
+                <w:rFonts w:ascii="Arial" w:hAnsi="Arial" w:eastAsia="Arial" w:cs="Arial"/>
                 <w:b w:val="0"/>
+                <w:color w:val="25282B"/>
                 <w:sz w:val="17"/>
               </w:rPr>
               <w:t>OB1. Bilgi Okuryazarlığı, OB2. Dijital Okuryazarlık (tema düzeyi)</w:t>
@@ -1128,25 +1749,32 @@
         </w:trPr>
         <w:tc>
           <w:tcPr>
-            <w:tcW w:type="dxa" w:w="2438"/>
-            <w:vAlign w:val="center"/>
+            <w:tcW w:type="dxa" w:w="2523"/>
+            <w:vAlign w:val="top"/>
+            <w:shd w:fill="F1F2F3"/>
             <w:tcMar>
-              <w:top w:w="55" w:type="dxa"/>
-              <w:start w:w="70" w:type="dxa"/>
-              <w:bottom w:w="55" w:type="dxa"/>
-              <w:end w:w="70" w:type="dxa"/>
+              <w:top w:w="72" w:type="dxa"/>
+              <w:start w:w="95" w:type="dxa"/>
+              <w:bottom w:w="72" w:type="dxa"/>
+              <w:end w:w="95" w:type="dxa"/>
             </w:tcMar>
-            <w:shd w:fill="D9EAF7"/>
+            <w:tcBorders>
+              <w:top w:val="single" w:sz="4" w:color="B7BCC2"/>
+              <w:left w:val="single" w:sz="4" w:color="B7BCC2"/>
+              <w:bottom w:val="single" w:sz="4" w:color="B7BCC2"/>
+              <w:right w:val="single" w:sz="4" w:color="B7BCC2"/>
+            </w:tcBorders>
           </w:tcPr>
           <w:p>
             <w:pPr>
-              <w:spacing w:after="0" w:before="0" w:line="240" w:lineRule="auto"/>
+              <w:spacing w:before="0" w:after="0" w:line="245" w:lineRule="auto"/>
             </w:pPr>
             <w:r/>
             <w:r>
               <w:rPr>
-                <w:rFonts w:ascii="Arial" w:hAnsi="Arial" w:eastAsia="Arial"/>
+                <w:rFonts w:ascii="Arial" w:hAnsi="Arial" w:eastAsia="Arial" w:cs="Arial"/>
                 <w:b/>
+                <w:color w:val="25282B"/>
                 <w:sz w:val="17"/>
               </w:rPr>
               <w:t>Beceriler Arası İlişkiler</w:t>
@@ -1155,23 +1783,32 @@
         </w:tc>
         <w:tc>
           <w:tcPr>
-            <w:tcW w:type="dxa" w:w="8561"/>
-            <w:vAlign w:val="center"/>
+            <w:tcW w:type="dxa" w:w="7711"/>
+            <w:vAlign w:val="top"/>
+            <w:shd w:fill="FFFFFF"/>
             <w:tcMar>
-              <w:top w:w="55" w:type="dxa"/>
-              <w:start w:w="70" w:type="dxa"/>
-              <w:bottom w:w="55" w:type="dxa"/>
-              <w:end w:w="70" w:type="dxa"/>
+              <w:top w:w="72" w:type="dxa"/>
+              <w:start w:w="95" w:type="dxa"/>
+              <w:bottom w:w="72" w:type="dxa"/>
+              <w:end w:w="95" w:type="dxa"/>
             </w:tcMar>
+            <w:tcBorders>
+              <w:top w:val="single" w:sz="4" w:color="B7BCC2"/>
+              <w:left w:val="single" w:sz="4" w:color="B7BCC2"/>
+              <w:bottom w:val="single" w:sz="4" w:color="B7BCC2"/>
+              <w:right w:val="single" w:sz="4" w:color="B7BCC2"/>
+            </w:tcBorders>
           </w:tcPr>
           <w:p>
             <w:pPr>
-              <w:spacing w:after="0" w:before="0" w:line="240" w:lineRule="auto"/>
+              <w:spacing w:before="0" w:after="0" w:line="245" w:lineRule="auto"/>
             </w:pPr>
+            <w:r/>
             <w:r>
               <w:rPr>
-                <w:rFonts w:ascii="Arial" w:hAnsi="Arial" w:eastAsia="Arial"/>
+                <w:rFonts w:ascii="Arial" w:hAnsi="Arial" w:eastAsia="Arial" w:cs="Arial"/>
                 <w:b w:val="0"/>
+                <w:color w:val="25282B"/>
                 <w:sz w:val="17"/>
               </w:rPr>
               <w:t>KB2.7. Karşılaştırma, KB2.8. Sorgulama</w:t>
@@ -1182,14 +1819,10 @@
     </w:tbl>
     <w:p>
       <w:pPr>
-        <w:pStyle w:val="SectionHead"/>
-        <w:jc w:val="left"/>
+        <w:widowControl/>
       </w:pPr>
       <w:r>
-        <w:rPr>
-          <w:color w:val="1F4E78"/>
-        </w:rPr>
-        <w:t>III. BÖLÜM: ÖĞRENME-ÖĞRETME YAŞANTILARI</w:t>
+        <w:br w:type="page"/>
       </w:r>
     </w:p>
     <w:tbl>
@@ -1198,46 +1831,88 @@
         <w:jc w:val="center"/>
         <w:tblLayout w:type="fixed"/>
         <w:tblLook w:firstColumn="1" w:firstRow="1" w:lastColumn="0" w:lastRow="0" w:noHBand="0" w:noVBand="1" w:val="04A0"/>
-        <w:tblBorders>
-          <w:top w:val="single" w:sz="5" w:color="7F8C8D"/>
-          <w:left w:val="single" w:sz="5" w:color="7F8C8D"/>
-          <w:bottom w:val="single" w:sz="5" w:color="7F8C8D"/>
-          <w:right w:val="single" w:sz="5" w:color="7F8C8D"/>
-          <w:insideH w:val="single" w:sz="5" w:color="7F8C8D"/>
-          <w:insideV w:val="single" w:sz="5" w:color="7F8C8D"/>
-        </w:tblBorders>
       </w:tblPr>
       <w:tblGrid>
-        <w:gridCol w:w="5273"/>
-        <w:gridCol w:w="5273"/>
+        <w:gridCol w:w="10234"/>
+      </w:tblGrid>
+      <w:tr>
+        <w:tc>
+          <w:tcPr>
+            <w:tcW w:type="dxa" w:w="10234"/>
+            <w:shd w:fill="D9D9D9"/>
+            <w:tcMar>
+              <w:top w:w="65" w:type="dxa"/>
+              <w:start w:w="100" w:type="dxa"/>
+              <w:bottom w:w="65" w:type="dxa"/>
+              <w:end w:w="100" w:type="dxa"/>
+            </w:tcMar>
+            <w:tcBorders>
+              <w:top w:val="single" w:sz="5" w:color="8F949A"/>
+              <w:left w:val="single" w:sz="5" w:color="8F949A"/>
+              <w:bottom w:val="single" w:sz="5" w:color="8F949A"/>
+              <w:right w:val="single" w:sz="5" w:color="8F949A"/>
+            </w:tcBorders>
+          </w:tcPr>
+          <w:p>
+            <w:pPr>
+              <w:spacing w:after="0"/>
+            </w:pPr>
+            <w:r>
+              <w:rPr>
+                <w:rFonts w:ascii="Arial" w:hAnsi="Arial" w:eastAsia="Arial" w:cs="Arial"/>
+                <w:b/>
+                <w:color w:val="25282B"/>
+                <w:sz w:val="18"/>
+              </w:rPr>
+              <w:t>III. BÖLÜM: ÖĞRENME-ÖĞRETME YAŞANTILARI</w:t>
+            </w:r>
+          </w:p>
+        </w:tc>
+      </w:tr>
+    </w:tbl>
+    <w:tbl>
+      <w:tblPr>
+        <w:tblW w:type="auto" w:w="0"/>
+        <w:jc w:val="center"/>
+        <w:tblLayout w:type="fixed"/>
+        <w:tblLook w:firstColumn="1" w:firstRow="1" w:lastColumn="0" w:lastRow="0" w:noHBand="0" w:noVBand="1" w:val="04A0"/>
+      </w:tblPr>
+      <w:tblGrid>
+        <w:gridCol w:w="2466"/>
+        <w:gridCol w:w="7767"/>
       </w:tblGrid>
       <w:tr>
         <w:trPr>
           <w:cantSplit/>
+          <w:tblHeader w:val="true"/>
         </w:trPr>
         <w:tc>
           <w:tcPr>
-            <w:tcW w:type="dxa" w:w="2438"/>
-            <w:vAlign w:val="center"/>
+            <w:tcW w:type="dxa" w:w="2466"/>
+            <w:shd w:fill="E7E8EA"/>
             <w:tcMar>
-              <w:top w:w="55" w:type="dxa"/>
-              <w:start w:w="70" w:type="dxa"/>
-              <w:bottom w:w="55" w:type="dxa"/>
-              <w:end w:w="70" w:type="dxa"/>
+              <w:top w:w="68" w:type="dxa"/>
+              <w:start w:w="90" w:type="dxa"/>
+              <w:bottom w:w="68" w:type="dxa"/>
+              <w:end w:w="90" w:type="dxa"/>
             </w:tcMar>
-            <w:shd w:fill="1F4E78"/>
+            <w:tcBorders>
+              <w:top w:val="single" w:sz="5" w:color="8F949A"/>
+              <w:left w:val="single" w:sz="5" w:color="8F949A"/>
+              <w:bottom w:val="single" w:sz="5" w:color="8F949A"/>
+              <w:right w:val="single" w:sz="5" w:color="8F949A"/>
+            </w:tcBorders>
           </w:tcPr>
           <w:p>
             <w:pPr>
-              <w:spacing w:after="0" w:before="0" w:line="240" w:lineRule="auto"/>
+              <w:spacing w:after="0"/>
               <w:jc w:val="center"/>
             </w:pPr>
-            <w:r/>
             <w:r>
               <w:rPr>
-                <w:rFonts w:ascii="Arial" w:hAnsi="Arial" w:eastAsia="Arial"/>
+                <w:rFonts w:ascii="Arial" w:hAnsi="Arial" w:eastAsia="Arial" w:cs="Arial"/>
                 <w:b/>
-                <w:color w:val="FFFFFF"/>
+                <w:color w:val="25282B"/>
                 <w:sz w:val="17"/>
               </w:rPr>
               <w:t>Basamak / Özellik</w:t>
@@ -1246,27 +1921,31 @@
         </w:tc>
         <w:tc>
           <w:tcPr>
-            <w:tcW w:type="dxa" w:w="8561"/>
-            <w:vAlign w:val="center"/>
+            <w:tcW w:type="dxa" w:w="7767"/>
+            <w:shd w:fill="E7E8EA"/>
             <w:tcMar>
-              <w:top w:w="55" w:type="dxa"/>
-              <w:start w:w="70" w:type="dxa"/>
-              <w:bottom w:w="55" w:type="dxa"/>
-              <w:end w:w="70" w:type="dxa"/>
+              <w:top w:w="68" w:type="dxa"/>
+              <w:start w:w="90" w:type="dxa"/>
+              <w:bottom w:w="68" w:type="dxa"/>
+              <w:end w:w="90" w:type="dxa"/>
             </w:tcMar>
-            <w:shd w:fill="1F4E78"/>
+            <w:tcBorders>
+              <w:top w:val="single" w:sz="5" w:color="8F949A"/>
+              <w:left w:val="single" w:sz="5" w:color="8F949A"/>
+              <w:bottom w:val="single" w:sz="5" w:color="8F949A"/>
+              <w:right w:val="single" w:sz="5" w:color="8F949A"/>
+            </w:tcBorders>
           </w:tcPr>
           <w:p>
             <w:pPr>
-              <w:spacing w:after="0" w:before="0" w:line="240" w:lineRule="auto"/>
+              <w:spacing w:after="0"/>
               <w:jc w:val="center"/>
             </w:pPr>
-            <w:r/>
             <w:r>
               <w:rPr>
-                <w:rFonts w:ascii="Arial" w:hAnsi="Arial" w:eastAsia="Arial"/>
+                <w:rFonts w:ascii="Arial" w:hAnsi="Arial" w:eastAsia="Arial" w:cs="Arial"/>
                 <w:b/>
-                <w:color w:val="FFFFFF"/>
+                <w:color w:val="25282B"/>
                 <w:sz w:val="17"/>
               </w:rPr>
               <w:t>Uygulama</w:t>
@@ -1280,25 +1959,32 @@
         </w:trPr>
         <w:tc>
           <w:tcPr>
-            <w:tcW w:type="dxa" w:w="2438"/>
-            <w:vAlign w:val="center"/>
+            <w:tcW w:type="dxa" w:w="2466"/>
+            <w:vAlign w:val="top"/>
+            <w:shd w:fill="F1F2F3"/>
             <w:tcMar>
-              <w:top w:w="55" w:type="dxa"/>
-              <w:start w:w="70" w:type="dxa"/>
-              <w:bottom w:w="55" w:type="dxa"/>
-              <w:end w:w="70" w:type="dxa"/>
+              <w:top w:w="80" w:type="dxa"/>
+              <w:start w:w="95" w:type="dxa"/>
+              <w:bottom w:w="80" w:type="dxa"/>
+              <w:end w:w="95" w:type="dxa"/>
             </w:tcMar>
-            <w:shd w:fill="D9EAF7"/>
+            <w:tcBorders>
+              <w:top w:val="single" w:sz="4" w:color="B7BCC2"/>
+              <w:left w:val="single" w:sz="4" w:color="B7BCC2"/>
+              <w:bottom w:val="single" w:sz="4" w:color="B7BCC2"/>
+              <w:right w:val="single" w:sz="4" w:color="B7BCC2"/>
+            </w:tcBorders>
           </w:tcPr>
           <w:p>
             <w:pPr>
-              <w:spacing w:after="0" w:before="0" w:line="240" w:lineRule="auto"/>
+              <w:spacing w:before="0" w:after="0" w:line="245" w:lineRule="auto"/>
             </w:pPr>
             <w:r/>
             <w:r>
               <w:rPr>
-                <w:rFonts w:ascii="Arial" w:hAnsi="Arial" w:eastAsia="Arial"/>
+                <w:rFonts w:ascii="Arial" w:hAnsi="Arial" w:eastAsia="Arial" w:cs="Arial"/>
                 <w:b/>
+                <w:color w:val="25282B"/>
                 <w:sz w:val="17"/>
               </w:rPr>
               <w:t>Temel Kabuller</w:t>
@@ -1307,23 +1993,32 @@
         </w:tc>
         <w:tc>
           <w:tcPr>
-            <w:tcW w:type="dxa" w:w="8561"/>
-            <w:vAlign w:val="center"/>
+            <w:tcW w:type="dxa" w:w="7767"/>
+            <w:vAlign w:val="top"/>
+            <w:shd w:fill="FFFFFF"/>
             <w:tcMar>
-              <w:top w:w="55" w:type="dxa"/>
-              <w:start w:w="70" w:type="dxa"/>
-              <w:bottom w:w="55" w:type="dxa"/>
-              <w:end w:w="70" w:type="dxa"/>
+              <w:top w:w="80" w:type="dxa"/>
+              <w:start w:w="95" w:type="dxa"/>
+              <w:bottom w:w="80" w:type="dxa"/>
+              <w:end w:w="95" w:type="dxa"/>
             </w:tcMar>
+            <w:tcBorders>
+              <w:top w:val="single" w:sz="4" w:color="B7BCC2"/>
+              <w:left w:val="single" w:sz="4" w:color="B7BCC2"/>
+              <w:bottom w:val="single" w:sz="4" w:color="B7BCC2"/>
+              <w:right w:val="single" w:sz="4" w:color="B7BCC2"/>
+            </w:tcBorders>
           </w:tcPr>
           <w:p>
             <w:pPr>
-              <w:spacing w:after="0" w:before="0" w:line="240" w:lineRule="auto"/>
+              <w:spacing w:before="0" w:after="0" w:line="245" w:lineRule="auto"/>
             </w:pPr>
+            <w:r/>
             <w:r>
               <w:rPr>
-                <w:rFonts w:ascii="Arial" w:hAnsi="Arial" w:eastAsia="Arial"/>
+                <w:rFonts w:ascii="Arial" w:hAnsi="Arial" w:eastAsia="Arial" w:cs="Arial"/>
                 <w:b w:val="0"/>
+                <w:color w:val="25282B"/>
                 <w:sz w:val="17"/>
               </w:rPr>
               <w:t>Öğrencilerin dijital kimlik, dijital ayak izi ve dijital vatandaşlık kavramlarını önceki haftalarda ele aldıkları; uygulamaları kullanım alanlarına göre gruplandırıp poster/sunum hazırladıkları kabul edilir. Yapay zekâ konusunda günlük örneklerle karşılaşmış olabilecekleri, ancak kavramın sınırlarını ve özelliklerini sistemli biçimde açıklamakta zorlanabilecekleri göz önünde bulundurulur.</w:t>
@@ -1337,25 +2032,32 @@
         </w:trPr>
         <w:tc>
           <w:tcPr>
-            <w:tcW w:type="dxa" w:w="2438"/>
-            <w:vAlign w:val="center"/>
+            <w:tcW w:type="dxa" w:w="2466"/>
+            <w:vAlign w:val="top"/>
+            <w:shd w:fill="F1F2F3"/>
             <w:tcMar>
-              <w:top w:w="55" w:type="dxa"/>
-              <w:start w:w="70" w:type="dxa"/>
-              <w:bottom w:w="55" w:type="dxa"/>
-              <w:end w:w="70" w:type="dxa"/>
+              <w:top w:w="80" w:type="dxa"/>
+              <w:start w:w="95" w:type="dxa"/>
+              <w:bottom w:w="80" w:type="dxa"/>
+              <w:end w:w="95" w:type="dxa"/>
             </w:tcMar>
-            <w:shd w:fill="D9EAF7"/>
+            <w:tcBorders>
+              <w:top w:val="single" w:sz="4" w:color="B7BCC2"/>
+              <w:left w:val="single" w:sz="4" w:color="B7BCC2"/>
+              <w:bottom w:val="single" w:sz="4" w:color="B7BCC2"/>
+              <w:right w:val="single" w:sz="4" w:color="B7BCC2"/>
+            </w:tcBorders>
           </w:tcPr>
           <w:p>
             <w:pPr>
-              <w:spacing w:after="0" w:before="0" w:line="240" w:lineRule="auto"/>
+              <w:spacing w:before="0" w:after="0" w:line="245" w:lineRule="auto"/>
             </w:pPr>
             <w:r/>
             <w:r>
               <w:rPr>
-                <w:rFonts w:ascii="Arial" w:hAnsi="Arial" w:eastAsia="Arial"/>
+                <w:rFonts w:ascii="Arial" w:hAnsi="Arial" w:eastAsia="Arial" w:cs="Arial"/>
                 <w:b/>
+                <w:color w:val="25282B"/>
                 <w:sz w:val="17"/>
               </w:rPr>
               <w:t>Ön Değerlendirme Süreci</w:t>
@@ -1364,23 +2066,32 @@
         </w:tc>
         <w:tc>
           <w:tcPr>
-            <w:tcW w:type="dxa" w:w="8561"/>
-            <w:vAlign w:val="center"/>
+            <w:tcW w:type="dxa" w:w="7767"/>
+            <w:vAlign w:val="top"/>
+            <w:shd w:fill="FFFFFF"/>
             <w:tcMar>
-              <w:top w:w="55" w:type="dxa"/>
-              <w:start w:w="70" w:type="dxa"/>
-              <w:bottom w:w="55" w:type="dxa"/>
-              <w:end w:w="70" w:type="dxa"/>
+              <w:top w:w="80" w:type="dxa"/>
+              <w:start w:w="95" w:type="dxa"/>
+              <w:bottom w:w="80" w:type="dxa"/>
+              <w:end w:w="95" w:type="dxa"/>
             </w:tcMar>
+            <w:tcBorders>
+              <w:top w:val="single" w:sz="4" w:color="B7BCC2"/>
+              <w:left w:val="single" w:sz="4" w:color="B7BCC2"/>
+              <w:bottom w:val="single" w:sz="4" w:color="B7BCC2"/>
+              <w:right w:val="single" w:sz="4" w:color="B7BCC2"/>
+            </w:tcBorders>
           </w:tcPr>
           <w:p>
             <w:pPr>
-              <w:spacing w:after="0" w:before="0" w:line="240" w:lineRule="auto"/>
+              <w:spacing w:before="0" w:after="0" w:line="245" w:lineRule="auto"/>
             </w:pPr>
+            <w:r/>
             <w:r>
               <w:rPr>
-                <w:rFonts w:ascii="Arial" w:hAnsi="Arial" w:eastAsia="Arial"/>
+                <w:rFonts w:ascii="Arial" w:hAnsi="Arial" w:eastAsia="Arial" w:cs="Arial"/>
                 <w:b w:val="0"/>
+                <w:color w:val="25282B"/>
                 <w:sz w:val="17"/>
               </w:rPr>
               <w:t>İlk saatte kalan poster/sunumlar üzerinden dijital vatandaşlığı sınıflandırma, dijital ayak izi ve mahremiyet/sorumluluk ön öğrenmeleri yoklanır. İkinci saatte “Sizce makineler düşünebilir mi?” sorusu ve sesli asistan, yüz tanıma, öneri sistemi, robot süpürge gibi örneklerle öğrencilerin yapay zekâya ilişkin mevcut kavramları, yanlış genellemeleri ve merak ettikleri sorular belirlenir.</w:t>
@@ -1394,25 +2105,32 @@
         </w:trPr>
         <w:tc>
           <w:tcPr>
-            <w:tcW w:type="dxa" w:w="2438"/>
-            <w:vAlign w:val="center"/>
+            <w:tcW w:type="dxa" w:w="2466"/>
+            <w:vAlign w:val="top"/>
+            <w:shd w:fill="F1F2F3"/>
             <w:tcMar>
-              <w:top w:w="55" w:type="dxa"/>
-              <w:start w:w="70" w:type="dxa"/>
-              <w:bottom w:w="55" w:type="dxa"/>
-              <w:end w:w="70" w:type="dxa"/>
+              <w:top w:w="80" w:type="dxa"/>
+              <w:start w:w="95" w:type="dxa"/>
+              <w:bottom w:w="80" w:type="dxa"/>
+              <w:end w:w="95" w:type="dxa"/>
             </w:tcMar>
-            <w:shd w:fill="D9EAF7"/>
+            <w:tcBorders>
+              <w:top w:val="single" w:sz="4" w:color="B7BCC2"/>
+              <w:left w:val="single" w:sz="4" w:color="B7BCC2"/>
+              <w:bottom w:val="single" w:sz="4" w:color="B7BCC2"/>
+              <w:right w:val="single" w:sz="4" w:color="B7BCC2"/>
+            </w:tcBorders>
           </w:tcPr>
           <w:p>
             <w:pPr>
-              <w:spacing w:after="0" w:before="0" w:line="240" w:lineRule="auto"/>
+              <w:spacing w:before="0" w:after="0" w:line="245" w:lineRule="auto"/>
             </w:pPr>
             <w:r/>
             <w:r>
               <w:rPr>
-                <w:rFonts w:ascii="Arial" w:hAnsi="Arial" w:eastAsia="Arial"/>
+                <w:rFonts w:ascii="Arial" w:hAnsi="Arial" w:eastAsia="Arial" w:cs="Arial"/>
                 <w:b/>
+                <w:color w:val="25282B"/>
                 <w:sz w:val="17"/>
               </w:rPr>
               <w:t>Köprü Kurma</w:t>
@@ -1421,23 +2139,32 @@
         </w:tc>
         <w:tc>
           <w:tcPr>
-            <w:tcW w:type="dxa" w:w="8561"/>
-            <w:vAlign w:val="center"/>
+            <w:tcW w:type="dxa" w:w="7767"/>
+            <w:vAlign w:val="top"/>
+            <w:shd w:fill="FFFFFF"/>
             <w:tcMar>
-              <w:top w:w="55" w:type="dxa"/>
-              <w:start w:w="70" w:type="dxa"/>
-              <w:bottom w:w="55" w:type="dxa"/>
-              <w:end w:w="70" w:type="dxa"/>
+              <w:top w:w="80" w:type="dxa"/>
+              <w:start w:w="95" w:type="dxa"/>
+              <w:bottom w:w="80" w:type="dxa"/>
+              <w:end w:w="95" w:type="dxa"/>
             </w:tcMar>
+            <w:tcBorders>
+              <w:top w:val="single" w:sz="4" w:color="B7BCC2"/>
+              <w:left w:val="single" w:sz="4" w:color="B7BCC2"/>
+              <w:bottom w:val="single" w:sz="4" w:color="B7BCC2"/>
+              <w:right w:val="single" w:sz="4" w:color="B7BCC2"/>
+            </w:tcBorders>
           </w:tcPr>
           <w:p>
             <w:pPr>
-              <w:spacing w:after="0" w:before="0" w:line="240" w:lineRule="auto"/>
+              <w:spacing w:before="0" w:after="0" w:line="245" w:lineRule="auto"/>
             </w:pPr>
+            <w:r/>
             <w:r>
               <w:rPr>
-                <w:rFonts w:ascii="Arial" w:hAnsi="Arial" w:eastAsia="Arial"/>
+                <w:rFonts w:ascii="Arial" w:hAnsi="Arial" w:eastAsia="Arial" w:cs="Arial"/>
                 <w:b w:val="0"/>
+                <w:color w:val="25282B"/>
                 <w:sz w:val="17"/>
               </w:rPr>
               <w:t>Bazı dijital hizmetlerin öneri, sınıflandırma veya tanıma yapan yapay zekâ sistemlerinden yararlanabildiği açıklanır. Sesli asistan, film/müzik önerisi ve yüz tanıma gibi günlük örnekler yeni kavrama bağlanır. “Her akıllı görünen cihaz yapay zekâ mıdır?” ve “Makinenin yaptığı işlem insan zekâsıyla aynı mıdır?” soruları sonraki öğrenmelere köprü oluşturur.</w:t>
@@ -1451,25 +2178,32 @@
         </w:trPr>
         <w:tc>
           <w:tcPr>
-            <w:tcW w:type="dxa" w:w="2438"/>
-            <w:vAlign w:val="center"/>
+            <w:tcW w:type="dxa" w:w="2466"/>
+            <w:vAlign w:val="top"/>
+            <w:shd w:fill="F1F2F3"/>
             <w:tcMar>
-              <w:top w:w="55" w:type="dxa"/>
-              <w:start w:w="70" w:type="dxa"/>
-              <w:bottom w:w="55" w:type="dxa"/>
-              <w:end w:w="70" w:type="dxa"/>
+              <w:top w:w="80" w:type="dxa"/>
+              <w:start w:w="95" w:type="dxa"/>
+              <w:bottom w:w="80" w:type="dxa"/>
+              <w:end w:w="95" w:type="dxa"/>
             </w:tcMar>
-            <w:shd w:fill="D9EAF7"/>
+            <w:tcBorders>
+              <w:top w:val="single" w:sz="4" w:color="B7BCC2"/>
+              <w:left w:val="single" w:sz="4" w:color="B7BCC2"/>
+              <w:bottom w:val="single" w:sz="4" w:color="B7BCC2"/>
+              <w:right w:val="single" w:sz="4" w:color="B7BCC2"/>
+            </w:tcBorders>
           </w:tcPr>
           <w:p>
             <w:pPr>
-              <w:spacing w:after="0" w:before="0" w:line="240" w:lineRule="auto"/>
+              <w:spacing w:before="0" w:after="0" w:line="245" w:lineRule="auto"/>
             </w:pPr>
             <w:r/>
             <w:r>
               <w:rPr>
-                <w:rFonts w:ascii="Arial" w:hAnsi="Arial" w:eastAsia="Arial"/>
+                <w:rFonts w:ascii="Arial" w:hAnsi="Arial" w:eastAsia="Arial" w:cs="Arial"/>
                 <w:b/>
+                <w:color w:val="25282B"/>
                 <w:sz w:val="17"/>
               </w:rPr>
               <w:t>Öğrenme-Öğretme Uygulamaları</w:t>
@@ -1478,24 +2212,32 @@
         </w:tc>
         <w:tc>
           <w:tcPr>
-            <w:tcW w:type="dxa" w:w="8561"/>
-            <w:vAlign w:val="center"/>
+            <w:tcW w:type="dxa" w:w="7767"/>
+            <w:vAlign w:val="top"/>
+            <w:shd w:fill="FFFFFF"/>
             <w:tcMar>
-              <w:top w:w="55" w:type="dxa"/>
-              <w:start w:w="70" w:type="dxa"/>
-              <w:bottom w:w="55" w:type="dxa"/>
-              <w:end w:w="70" w:type="dxa"/>
+              <w:top w:w="80" w:type="dxa"/>
+              <w:start w:w="95" w:type="dxa"/>
+              <w:bottom w:w="80" w:type="dxa"/>
+              <w:end w:w="95" w:type="dxa"/>
             </w:tcMar>
+            <w:tcBorders>
+              <w:top w:val="single" w:sz="4" w:color="B7BCC2"/>
+              <w:left w:val="single" w:sz="4" w:color="B7BCC2"/>
+              <w:bottom w:val="single" w:sz="4" w:color="B7BCC2"/>
+              <w:right w:val="single" w:sz="4" w:color="B7BCC2"/>
+            </w:tcBorders>
           </w:tcPr>
           <w:p>
             <w:pPr>
-              <w:spacing w:before="0" w:after="20" w:line="240" w:lineRule="auto"/>
+              <w:spacing w:before="0" w:after="22" w:line="245" w:lineRule="auto"/>
             </w:pPr>
+            <w:r/>
             <w:r>
               <w:rPr>
-                <w:rFonts w:ascii="Arial" w:hAnsi="Arial" w:eastAsia="Arial"/>
+                <w:rFonts w:ascii="Arial" w:hAnsi="Arial" w:eastAsia="Arial" w:cs="Arial"/>
                 <w:b/>
-                <w:color w:val="1F4E78"/>
+                <w:color w:val="25282B"/>
                 <w:sz w:val="16"/>
               </w:rPr>
               <w:t>1. DERS SAATİ (40 dk) — BTY.5.1.3’ü tamamlama</w:t>
@@ -1503,12 +2245,13 @@
           </w:p>
           <w:p>
             <w:pPr>
-              <w:spacing w:before="0" w:after="0" w:line="240" w:lineRule="auto"/>
+              <w:spacing w:before="0" w:after="22" w:line="245" w:lineRule="auto"/>
             </w:pPr>
             <w:r>
               <w:rPr>
-                <w:rFonts w:ascii="Arial" w:hAnsi="Arial" w:eastAsia="Arial"/>
+                <w:rFonts w:ascii="Arial" w:hAnsi="Arial" w:eastAsia="Arial" w:cs="Arial"/>
                 <w:b w:val="0"/>
+                <w:color w:val="25282B"/>
                 <w:sz w:val="16"/>
               </w:rPr>
               <w:t>0–8 dk | Ölçütleri hatırlama: 4. haftadaki kullanım alanı, kullanım amacı ve sorumlu/mahremiyete uygun davranış ölçütleri kısaca hatırlatılır. Dinleyicilerin sunumlarda kullanacağı “Neden bu alana yerleştirdiniz?” ve “Hangi sorumluluk önemlidir?” soruları belirlenir.</w:t>
@@ -1516,12 +2259,13 @@
           </w:p>
           <w:p>
             <w:pPr>
-              <w:spacing w:before="0" w:after="0" w:line="240" w:lineRule="auto"/>
+              <w:spacing w:before="0" w:after="22" w:line="245" w:lineRule="auto"/>
             </w:pPr>
             <w:r>
               <w:rPr>
-                <w:rFonts w:ascii="Arial" w:hAnsi="Arial" w:eastAsia="Arial"/>
+                <w:rFonts w:ascii="Arial" w:hAnsi="Arial" w:eastAsia="Arial" w:cs="Arial"/>
                 <w:b w:val="0"/>
+                <w:color w:val="25282B"/>
                 <w:sz w:val="16"/>
               </w:rPr>
               <w:t>8–25 dk | Kalan sunumlar ve akran geri bildirimi: Gruplar poster/tek sayfalık çalışmalarını 1–2 dakikada sunar. Dinleyenler bir açıklayıcı soru veya yapıcı geri bildirim verir. Tartışmalı sınıflandırmalarda öğretmen cevabı söylemek yerine öğrencileri ortak ölçütlere dönerek gerekçelerini gözden geçirmeye yönlendirir.</w:t>
@@ -1529,12 +2273,13 @@
           </w:p>
           <w:p>
             <w:pPr>
-              <w:spacing w:before="0" w:after="0" w:line="240" w:lineRule="auto"/>
+              <w:spacing w:before="0" w:after="22" w:line="245" w:lineRule="auto"/>
             </w:pPr>
             <w:r>
               <w:rPr>
-                <w:rFonts w:ascii="Arial" w:hAnsi="Arial" w:eastAsia="Arial"/>
+                <w:rFonts w:ascii="Arial" w:hAnsi="Arial" w:eastAsia="Arial" w:cs="Arial"/>
                 <w:b w:val="0"/>
+                <w:color w:val="25282B"/>
                 <w:sz w:val="16"/>
               </w:rPr>
               <w:t>25–40 dk | Kavramsal kapanış ve transfer: Dijital vatandaşlık/dijital ayak izi için kısa Frayer çalışması tamamlanır. Ardından yeni bir kurmaca dijital hizmet kartında öğrenci kullanım alanını, sınıflandırma gerekçesini ve bir mahremiyet/sorumluluk davranışını yazar. Bu görev BTY.5.1.3’ün bireysel kapanış kanıtıdır.</w:t>
@@ -1542,13 +2287,13 @@
           </w:p>
           <w:p>
             <w:pPr>
-              <w:spacing w:before="0" w:after="20" w:line="240" w:lineRule="auto"/>
+              <w:spacing w:before="0" w:after="22" w:line="245" w:lineRule="auto"/>
             </w:pPr>
             <w:r>
               <w:rPr>
-                <w:rFonts w:ascii="Arial" w:hAnsi="Arial" w:eastAsia="Arial"/>
+                <w:rFonts w:ascii="Arial" w:hAnsi="Arial" w:eastAsia="Arial" w:cs="Arial"/>
                 <w:b/>
-                <w:color w:val="1F4E78"/>
+                <w:color w:val="25282B"/>
                 <w:sz w:val="16"/>
               </w:rPr>
               <w:t>2. DERS SAATİ (40 dk) — BTY.5.1.4’e giriş: Yapay zekâ nedir?</w:t>
@@ -1556,12 +2301,13 @@
           </w:p>
           <w:p>
             <w:pPr>
-              <w:spacing w:before="0" w:after="0" w:line="240" w:lineRule="auto"/>
+              <w:spacing w:before="0" w:after="22" w:line="245" w:lineRule="auto"/>
             </w:pPr>
             <w:r>
               <w:rPr>
-                <w:rFonts w:ascii="Arial" w:hAnsi="Arial" w:eastAsia="Arial"/>
+                <w:rFonts w:ascii="Arial" w:hAnsi="Arial" w:eastAsia="Arial" w:cs="Arial"/>
                 <w:b w:val="0"/>
+                <w:color w:val="25282B"/>
                 <w:sz w:val="16"/>
               </w:rPr>
               <w:t>0–8 dk | Merak uyandırma: Resmî programdaki “Sizce makineler düşünebilir mi?” sorusu yöneltilir. Öğrenciler kısa bir görüş oluşturur ve farklı gerekçeler paylaşılır. Amaç hemen tek bir doğru cevaba ulaşmak değil, merak edilen noktaları görünür hâle getirmektir.</w:t>
@@ -1569,12 +2315,13 @@
           </w:p>
           <w:p>
             <w:pPr>
-              <w:spacing w:before="0" w:after="0" w:line="240" w:lineRule="auto"/>
+              <w:spacing w:before="0" w:after="22" w:line="245" w:lineRule="auto"/>
             </w:pPr>
             <w:r>
               <w:rPr>
-                <w:rFonts w:ascii="Arial" w:hAnsi="Arial" w:eastAsia="Arial"/>
+                <w:rFonts w:ascii="Arial" w:hAnsi="Arial" w:eastAsia="Arial" w:cs="Arial"/>
                 <w:b w:val="0"/>
+                <w:color w:val="25282B"/>
                 <w:sz w:val="16"/>
               </w:rPr>
               <w:t>8–18 dk | Günlük örnekler: Sesli asistan, yüz tanıma, öneri sistemi, robot süpürge ve otonom araç gibi örnekler incelenir. Öğrenciler “Ne yapıyor?”, “Nerede karşılaşıyoruz?” ve “İnsana nasıl yardımcı oluyor?” sorularına yanıt verir. Öğretmen yapay zekâyı yaş düzeyine uygun, sade bir çerçevede tanıtır.</w:t>
@@ -1582,12 +2329,13 @@
           </w:p>
           <w:p>
             <w:pPr>
-              <w:spacing w:before="0" w:after="0" w:line="240" w:lineRule="auto"/>
+              <w:spacing w:before="0" w:after="22" w:line="245" w:lineRule="auto"/>
             </w:pPr>
             <w:r>
               <w:rPr>
-                <w:rFonts w:ascii="Arial" w:hAnsi="Arial" w:eastAsia="Arial"/>
+                <w:rFonts w:ascii="Arial" w:hAnsi="Arial" w:eastAsia="Arial" w:cs="Arial"/>
                 <w:b w:val="0"/>
+                <w:color w:val="25282B"/>
                 <w:sz w:val="16"/>
               </w:rPr>
               <w:t>18–30 dk | Ortak kavram oluşturma: Tahtaya “YAPAY ZEKÂ” yazılır; öğrencilerin ilişkilendirdiği terim ve örnekler gruplanır. Öğrenciler önce kendi tanımlarını yazar, ardından sınıfın ortak tanımı oluşturulur. “Her otomatik çalışan cihaz yapay zekâ mıdır?” sorusuyla örnek ve örnek olmayan ayrımı yapılır.</w:t>
@@ -1595,12 +2343,13 @@
           </w:p>
           <w:p>
             <w:pPr>
-              <w:spacing w:before="0" w:after="0" w:line="240" w:lineRule="auto"/>
+              <w:spacing w:before="0" w:after="22" w:line="245" w:lineRule="auto"/>
             </w:pPr>
             <w:r>
               <w:rPr>
-                <w:rFonts w:ascii="Arial" w:hAnsi="Arial" w:eastAsia="Arial"/>
+                <w:rFonts w:ascii="Arial" w:hAnsi="Arial" w:eastAsia="Arial" w:cs="Arial"/>
                 <w:b w:val="0"/>
+                <w:color w:val="25282B"/>
                 <w:sz w:val="16"/>
               </w:rPr>
               <w:t>30–36 dk | Soru üretme: Küçük gruplar bir yapay zekâ görseli/senaryosu için “Neden?”, “Nasıl?” ve “Ne zaman?” ile başlayan sorular hazırlar. Sorular tanım/özellik, nasıl çalışır, kullanım alanı ve olası etkiler başlıkları altında gruplanarak 6. haftadaki araştırmaya temel oluşturur.</w:t>
@@ -1608,12 +2357,13 @@
           </w:p>
           <w:p>
             <w:pPr>
-              <w:spacing w:before="0" w:after="0" w:line="240" w:lineRule="auto"/>
+              <w:spacing w:before="0" w:after="22" w:line="245" w:lineRule="auto"/>
             </w:pPr>
             <w:r>
               <w:rPr>
-                <w:rFonts w:ascii="Arial" w:hAnsi="Arial" w:eastAsia="Arial"/>
+                <w:rFonts w:ascii="Arial" w:hAnsi="Arial" w:eastAsia="Arial" w:cs="Arial"/>
                 <w:b w:val="0"/>
+                <w:color w:val="25282B"/>
                 <w:sz w:val="16"/>
               </w:rPr>
               <w:t>36–40 dk | Çıkış bileti: Öğrenci “tanım – bir örnek – bir örnek olmayan – merak ettiğim bir soru” alanlarını doldurur. Öğretmen kavram yanılgılarını belirler; bilgi toplama, doğruluğu değerlendirme ve etkilerden çıkarım süreçlerinin 6. haftada sürdürüleceğini belirtir.</w:t>
@@ -1627,25 +2377,32 @@
         </w:trPr>
         <w:tc>
           <w:tcPr>
-            <w:tcW w:type="dxa" w:w="2438"/>
-            <w:vAlign w:val="center"/>
+            <w:tcW w:type="dxa" w:w="2466"/>
+            <w:vAlign w:val="top"/>
+            <w:shd w:fill="F1F2F3"/>
             <w:tcMar>
-              <w:top w:w="55" w:type="dxa"/>
-              <w:start w:w="70" w:type="dxa"/>
-              <w:bottom w:w="55" w:type="dxa"/>
-              <w:end w:w="70" w:type="dxa"/>
+              <w:top w:w="80" w:type="dxa"/>
+              <w:start w:w="95" w:type="dxa"/>
+              <w:bottom w:w="80" w:type="dxa"/>
+              <w:end w:w="95" w:type="dxa"/>
             </w:tcMar>
-            <w:shd w:fill="D9EAF7"/>
+            <w:tcBorders>
+              <w:top w:val="single" w:sz="4" w:color="B7BCC2"/>
+              <w:left w:val="single" w:sz="4" w:color="B7BCC2"/>
+              <w:bottom w:val="single" w:sz="4" w:color="B7BCC2"/>
+              <w:right w:val="single" w:sz="4" w:color="B7BCC2"/>
+            </w:tcBorders>
           </w:tcPr>
           <w:p>
             <w:pPr>
-              <w:spacing w:after="0" w:before="0" w:line="240" w:lineRule="auto"/>
+              <w:spacing w:before="0" w:after="0" w:line="245" w:lineRule="auto"/>
             </w:pPr>
             <w:r/>
             <w:r>
               <w:rPr>
-                <w:rFonts w:ascii="Arial" w:hAnsi="Arial" w:eastAsia="Arial"/>
+                <w:rFonts w:ascii="Arial" w:hAnsi="Arial" w:eastAsia="Arial" w:cs="Arial"/>
                 <w:b/>
+                <w:color w:val="25282B"/>
                 <w:sz w:val="17"/>
               </w:rPr>
               <w:t>Farklılaştırma – Destekleme</w:t>
@@ -1654,23 +2411,32 @@
         </w:tc>
         <w:tc>
           <w:tcPr>
-            <w:tcW w:type="dxa" w:w="8561"/>
-            <w:vAlign w:val="center"/>
+            <w:tcW w:type="dxa" w:w="7767"/>
+            <w:vAlign w:val="top"/>
+            <w:shd w:fill="FFFFFF"/>
             <w:tcMar>
-              <w:top w:w="55" w:type="dxa"/>
-              <w:start w:w="70" w:type="dxa"/>
-              <w:bottom w:w="55" w:type="dxa"/>
-              <w:end w:w="70" w:type="dxa"/>
+              <w:top w:w="80" w:type="dxa"/>
+              <w:start w:w="95" w:type="dxa"/>
+              <w:bottom w:w="80" w:type="dxa"/>
+              <w:end w:w="95" w:type="dxa"/>
             </w:tcMar>
+            <w:tcBorders>
+              <w:top w:val="single" w:sz="4" w:color="B7BCC2"/>
+              <w:left w:val="single" w:sz="4" w:color="B7BCC2"/>
+              <w:bottom w:val="single" w:sz="4" w:color="B7BCC2"/>
+              <w:right w:val="single" w:sz="4" w:color="B7BCC2"/>
+            </w:tcBorders>
           </w:tcPr>
           <w:p>
             <w:pPr>
-              <w:spacing w:after="0" w:before="0" w:line="240" w:lineRule="auto"/>
+              <w:spacing w:before="0" w:after="0" w:line="245" w:lineRule="auto"/>
             </w:pPr>
+            <w:r/>
             <w:r>
               <w:rPr>
-                <w:rFonts w:ascii="Arial" w:hAnsi="Arial" w:eastAsia="Arial"/>
+                <w:rFonts w:ascii="Arial" w:hAnsi="Arial" w:eastAsia="Arial" w:cs="Arial"/>
                 <w:b w:val="0"/>
+                <w:color w:val="25282B"/>
                 <w:sz w:val="17"/>
               </w:rPr>
               <w:t>Zorlanan öğrencilere görsel destekli örnek kartları ve “ne yapıyor – nerede kullanılıyor – insana nasıl yardımcı oluyor?” tablosu verilebilir. Frayer modeli için cümle başlangıçları, görsel eşleştirme veya kısa sözlü yanıt seçeneği sunulabilir; grup çalışmasında akran desteği sağlanabilir.</w:t>
@@ -1684,25 +2450,32 @@
         </w:trPr>
         <w:tc>
           <w:tcPr>
-            <w:tcW w:type="dxa" w:w="2438"/>
-            <w:vAlign w:val="center"/>
+            <w:tcW w:type="dxa" w:w="2466"/>
+            <w:vAlign w:val="top"/>
+            <w:shd w:fill="F1F2F3"/>
             <w:tcMar>
-              <w:top w:w="55" w:type="dxa"/>
-              <w:start w:w="70" w:type="dxa"/>
-              <w:bottom w:w="55" w:type="dxa"/>
-              <w:end w:w="70" w:type="dxa"/>
+              <w:top w:w="80" w:type="dxa"/>
+              <w:start w:w="95" w:type="dxa"/>
+              <w:bottom w:w="80" w:type="dxa"/>
+              <w:end w:w="95" w:type="dxa"/>
             </w:tcMar>
-            <w:shd w:fill="D9EAF7"/>
+            <w:tcBorders>
+              <w:top w:val="single" w:sz="4" w:color="B7BCC2"/>
+              <w:left w:val="single" w:sz="4" w:color="B7BCC2"/>
+              <w:bottom w:val="single" w:sz="4" w:color="B7BCC2"/>
+              <w:right w:val="single" w:sz="4" w:color="B7BCC2"/>
+            </w:tcBorders>
           </w:tcPr>
           <w:p>
             <w:pPr>
-              <w:spacing w:after="0" w:before="0" w:line="240" w:lineRule="auto"/>
+              <w:spacing w:before="0" w:after="0" w:line="245" w:lineRule="auto"/>
             </w:pPr>
             <w:r/>
             <w:r>
               <w:rPr>
-                <w:rFonts w:ascii="Arial" w:hAnsi="Arial" w:eastAsia="Arial"/>
+                <w:rFonts w:ascii="Arial" w:hAnsi="Arial" w:eastAsia="Arial" w:cs="Arial"/>
                 <w:b/>
+                <w:color w:val="25282B"/>
                 <w:sz w:val="17"/>
               </w:rPr>
               <w:t>Farklılaştırma – Zenginleştirme</w:t>
@@ -1711,23 +2484,32 @@
         </w:tc>
         <w:tc>
           <w:tcPr>
-            <w:tcW w:type="dxa" w:w="8561"/>
-            <w:vAlign w:val="center"/>
+            <w:tcW w:type="dxa" w:w="7767"/>
+            <w:vAlign w:val="top"/>
+            <w:shd w:fill="FFFFFF"/>
             <w:tcMar>
-              <w:top w:w="55" w:type="dxa"/>
-              <w:start w:w="70" w:type="dxa"/>
-              <w:bottom w:w="55" w:type="dxa"/>
-              <w:end w:w="70" w:type="dxa"/>
+              <w:top w:w="80" w:type="dxa"/>
+              <w:start w:w="95" w:type="dxa"/>
+              <w:bottom w:w="80" w:type="dxa"/>
+              <w:end w:w="95" w:type="dxa"/>
             </w:tcMar>
+            <w:tcBorders>
+              <w:top w:val="single" w:sz="4" w:color="B7BCC2"/>
+              <w:left w:val="single" w:sz="4" w:color="B7BCC2"/>
+              <w:bottom w:val="single" w:sz="4" w:color="B7BCC2"/>
+              <w:right w:val="single" w:sz="4" w:color="B7BCC2"/>
+            </w:tcBorders>
           </w:tcPr>
           <w:p>
             <w:pPr>
-              <w:spacing w:after="0" w:before="0" w:line="240" w:lineRule="auto"/>
+              <w:spacing w:before="0" w:after="0" w:line="245" w:lineRule="auto"/>
             </w:pPr>
+            <w:r/>
             <w:r>
               <w:rPr>
-                <w:rFonts w:ascii="Arial" w:hAnsi="Arial" w:eastAsia="Arial"/>
+                <w:rFonts w:ascii="Arial" w:hAnsi="Arial" w:eastAsia="Arial" w:cs="Arial"/>
                 <w:b w:val="0"/>
+                <w:color w:val="25282B"/>
                 <w:sz w:val="17"/>
               </w:rPr>
               <w:t>İleri düzey öğrenciler otomasyon ile yapay zekâ arasındaki farkı gösterecek iki örnek geliştirip gerekçelendirebilir. Soruları “veri”, “nasıl çalışır”, “kullanım alanı” ve “etki” başlıklarında gruplayabilir veya bir yapay zekâ uygulamasının girdi-çıktı-yarar/risk ilişkisini basit şemayla gösterebilir.</w:t>
@@ -1738,14 +2520,10 @@
     </w:tbl>
     <w:p>
       <w:pPr>
-        <w:pStyle w:val="SectionHead"/>
-        <w:jc w:val="left"/>
+        <w:widowControl/>
       </w:pPr>
       <w:r>
-        <w:rPr>
-          <w:color w:val="1F4E78"/>
-        </w:rPr>
-        <w:t>IV. BÖLÜM: ÖLÇME VE DEĞERLENDİRME / ÖĞRENME KANITLARI</w:t>
+        <w:br w:type="page"/>
       </w:r>
     </w:p>
     <w:tbl>
@@ -1754,41 +2532,83 @@
         <w:jc w:val="center"/>
         <w:tblLayout w:type="fixed"/>
         <w:tblLook w:firstColumn="1" w:firstRow="1" w:lastColumn="0" w:lastRow="0" w:noHBand="0" w:noVBand="1" w:val="04A0"/>
-        <w:tblBorders>
-          <w:top w:val="single" w:sz="5" w:color="7F8C8D"/>
-          <w:left w:val="single" w:sz="5" w:color="7F8C8D"/>
-          <w:bottom w:val="single" w:sz="5" w:color="7F8C8D"/>
-          <w:right w:val="single" w:sz="5" w:color="7F8C8D"/>
-          <w:insideH w:val="single" w:sz="5" w:color="7F8C8D"/>
-          <w:insideV w:val="single" w:sz="5" w:color="7F8C8D"/>
-        </w:tblBorders>
       </w:tblPr>
       <w:tblGrid>
-        <w:gridCol w:w="10546"/>
+        <w:gridCol w:w="10234"/>
       </w:tblGrid>
       <w:tr>
-        <w:trPr>
-          <w:cantSplit/>
-        </w:trPr>
         <w:tc>
           <w:tcPr>
-            <w:tcW w:type="dxa" w:w="10998"/>
-            <w:vAlign w:val="center"/>
+            <w:tcW w:type="dxa" w:w="10234"/>
+            <w:shd w:fill="D9D9D9"/>
             <w:tcMar>
-              <w:top w:w="55" w:type="dxa"/>
-              <w:start w:w="70" w:type="dxa"/>
-              <w:bottom w:w="55" w:type="dxa"/>
-              <w:end w:w="70" w:type="dxa"/>
+              <w:top w:w="65" w:type="dxa"/>
+              <w:start w:w="100" w:type="dxa"/>
+              <w:bottom w:w="65" w:type="dxa"/>
+              <w:end w:w="100" w:type="dxa"/>
             </w:tcMar>
+            <w:tcBorders>
+              <w:top w:val="single" w:sz="5" w:color="8F949A"/>
+              <w:left w:val="single" w:sz="5" w:color="8F949A"/>
+              <w:bottom w:val="single" w:sz="5" w:color="8F949A"/>
+              <w:right w:val="single" w:sz="5" w:color="8F949A"/>
+            </w:tcBorders>
           </w:tcPr>
           <w:p>
             <w:pPr>
-              <w:spacing w:after="0" w:before="0" w:line="240" w:lineRule="auto"/>
+              <w:spacing w:after="0"/>
             </w:pPr>
             <w:r>
               <w:rPr>
-                <w:rFonts w:ascii="Arial" w:hAnsi="Arial" w:eastAsia="Arial"/>
+                <w:rFonts w:ascii="Arial" w:hAnsi="Arial" w:eastAsia="Arial" w:cs="Arial"/>
+                <w:b/>
+                <w:color w:val="25282B"/>
+                <w:sz w:val="18"/>
+              </w:rPr>
+              <w:t>IV. BÖLÜM: ÖLÇME VE DEĞERLENDİRME / ÖĞRENME KANITLARI</w:t>
+            </w:r>
+          </w:p>
+        </w:tc>
+      </w:tr>
+    </w:tbl>
+    <w:tbl>
+      <w:tblPr>
+        <w:tblW w:type="auto" w:w="0"/>
+        <w:jc w:val="center"/>
+        <w:tblLayout w:type="fixed"/>
+        <w:tblLook w:firstColumn="1" w:firstRow="1" w:lastColumn="0" w:lastRow="0" w:noHBand="0" w:noVBand="1" w:val="04A0"/>
+      </w:tblPr>
+      <w:tblGrid>
+        <w:gridCol w:w="10234"/>
+      </w:tblGrid>
+      <w:tr>
+        <w:tc>
+          <w:tcPr>
+            <w:tcW w:type="dxa" w:w="10234"/>
+            <w:shd w:fill="FFFFFF"/>
+            <w:tcMar>
+              <w:top w:w="90" w:type="dxa"/>
+              <w:start w:w="105" w:type="dxa"/>
+              <w:bottom w:w="90" w:type="dxa"/>
+              <w:end w:w="105" w:type="dxa"/>
+            </w:tcMar>
+            <w:tcBorders>
+              <w:top w:val="single" w:sz="4" w:color="B7BCC2"/>
+              <w:left w:val="single" w:sz="4" w:color="B7BCC2"/>
+              <w:bottom w:val="single" w:sz="4" w:color="B7BCC2"/>
+              <w:right w:val="single" w:sz="4" w:color="B7BCC2"/>
+            </w:tcBorders>
+          </w:tcPr>
+          <w:p>
+            <w:pPr>
+              <w:spacing w:before="0" w:after="0" w:line="245" w:lineRule="auto"/>
+            </w:pPr>
+            <w:r/>
+            <w:r>
+              <w:rPr>
+                <w:rFonts w:ascii="Arial" w:hAnsi="Arial" w:eastAsia="Arial" w:cs="Arial"/>
                 <w:b w:val="0"/>
+                <w:color w:val="25282B"/>
                 <w:sz w:val="17"/>
               </w:rPr>
               <w:t>Ön değerlendirme: Kalan poster/sunumlarda sınıflandırma gerekçeleri; ikinci saatte “Makineler düşünebilir mi?” sorusuna verilen cevaplar ve günlük yapay zekâ örnekleri üzerinden hazırbulunuşluk belirlenir. Süreç değerlendirme: BTY.5.1.3 için sunum, akran sorusu, Frayer modeli ve yeni durum kartı; BTY.5.1.4 için örnekleri açıklama, ortak tanıma katkı, örnek/örnek olmayan ayrımı ve soru üretme gözlem formuyla izlenir. Öğrenme kanıtları: Dijital vatandaşlık transfer kartı BTY.5.1.3’ün kapanış kanıtıdır. Yapay zekâ Frayer/çıkış bileti BTY.5.1.4’ün a-b süreçleri ve c sürecinin başlangıcına yönelik kanıt sağlar; bilgi doğrulama ve olası etkiler 6. haftada değerlendirilir.</w:t>
@@ -1799,15 +2619,9 @@
     </w:tbl>
     <w:p>
       <w:pPr>
-        <w:pStyle w:val="SectionHead"/>
-        <w:jc w:val="left"/>
+        <w:widowControl/>
+        <w:spacing w:after="0"/>
       </w:pPr>
-      <w:r>
-        <w:rPr>
-          <w:color w:val="1F4E78"/>
-        </w:rPr>
-        <w:t>V. BÖLÜM: DERSİN DİĞER DERSLERLE İLİŞKİSİ</w:t>
-      </w:r>
     </w:p>
     <w:tbl>
       <w:tblPr>
@@ -1815,42 +2629,83 @@
         <w:jc w:val="center"/>
         <w:tblLayout w:type="fixed"/>
         <w:tblLook w:firstColumn="1" w:firstRow="1" w:lastColumn="0" w:lastRow="0" w:noHBand="0" w:noVBand="1" w:val="04A0"/>
-        <w:tblBorders>
-          <w:top w:val="single" w:sz="5" w:color="7F8C8D"/>
-          <w:left w:val="single" w:sz="5" w:color="7F8C8D"/>
-          <w:bottom w:val="single" w:sz="5" w:color="7F8C8D"/>
-          <w:right w:val="single" w:sz="5" w:color="7F8C8D"/>
-          <w:insideH w:val="single" w:sz="5" w:color="7F8C8D"/>
-          <w:insideV w:val="single" w:sz="5" w:color="7F8C8D"/>
-        </w:tblBorders>
       </w:tblPr>
       <w:tblGrid>
-        <w:gridCol w:w="10546"/>
+        <w:gridCol w:w="10234"/>
       </w:tblGrid>
       <w:tr>
-        <w:trPr>
-          <w:cantSplit/>
-        </w:trPr>
         <w:tc>
           <w:tcPr>
-            <w:tcW w:type="dxa" w:w="10998"/>
-            <w:vAlign w:val="center"/>
+            <w:tcW w:type="dxa" w:w="10234"/>
+            <w:shd w:fill="D9D9D9"/>
             <w:tcMar>
-              <w:top w:w="55" w:type="dxa"/>
-              <w:start w:w="70" w:type="dxa"/>
-              <w:bottom w:w="55" w:type="dxa"/>
-              <w:end w:w="70" w:type="dxa"/>
+              <w:top w:w="65" w:type="dxa"/>
+              <w:start w:w="100" w:type="dxa"/>
+              <w:bottom w:w="65" w:type="dxa"/>
+              <w:end w:w="100" w:type="dxa"/>
             </w:tcMar>
+            <w:tcBorders>
+              <w:top w:val="single" w:sz="5" w:color="8F949A"/>
+              <w:left w:val="single" w:sz="5" w:color="8F949A"/>
+              <w:bottom w:val="single" w:sz="5" w:color="8F949A"/>
+              <w:right w:val="single" w:sz="5" w:color="8F949A"/>
+            </w:tcBorders>
           </w:tcPr>
           <w:p>
             <w:pPr>
-              <w:spacing w:after="0" w:before="0" w:line="240" w:lineRule="auto"/>
+              <w:spacing w:after="0"/>
+            </w:pPr>
+            <w:r>
+              <w:rPr>
+                <w:rFonts w:ascii="Arial" w:hAnsi="Arial" w:eastAsia="Arial" w:cs="Arial"/>
+                <w:b/>
+                <w:color w:val="25282B"/>
+                <w:sz w:val="18"/>
+              </w:rPr>
+              <w:t>V. BÖLÜM: DERSİN DİĞER DERSLERLE İLİŞKİSİ</w:t>
+            </w:r>
+          </w:p>
+        </w:tc>
+      </w:tr>
+    </w:tbl>
+    <w:tbl>
+      <w:tblPr>
+        <w:tblW w:type="auto" w:w="0"/>
+        <w:jc w:val="center"/>
+        <w:tblLayout w:type="fixed"/>
+        <w:tblLook w:firstColumn="1" w:firstRow="1" w:lastColumn="0" w:lastRow="0" w:noHBand="0" w:noVBand="1" w:val="04A0"/>
+      </w:tblPr>
+      <w:tblGrid>
+        <w:gridCol w:w="10234"/>
+      </w:tblGrid>
+      <w:tr>
+        <w:tc>
+          <w:tcPr>
+            <w:tcW w:type="dxa" w:w="10234"/>
+            <w:shd w:fill="FFFFFF"/>
+            <w:tcMar>
+              <w:top w:w="85" w:type="dxa"/>
+              <w:start w:w="105" w:type="dxa"/>
+              <w:bottom w:w="85" w:type="dxa"/>
+              <w:end w:w="105" w:type="dxa"/>
+            </w:tcMar>
+            <w:tcBorders>
+              <w:top w:val="single" w:sz="4" w:color="B7BCC2"/>
+              <w:left w:val="single" w:sz="4" w:color="B7BCC2"/>
+              <w:bottom w:val="single" w:sz="4" w:color="B7BCC2"/>
+              <w:right w:val="single" w:sz="4" w:color="B7BCC2"/>
+            </w:tcBorders>
+          </w:tcPr>
+          <w:p>
+            <w:pPr>
+              <w:spacing w:before="0" w:after="0" w:line="245" w:lineRule="auto"/>
             </w:pPr>
             <w:r/>
             <w:r>
               <w:rPr>
-                <w:rFonts w:ascii="Arial" w:hAnsi="Arial" w:eastAsia="Arial"/>
+                <w:rFonts w:ascii="Arial" w:hAnsi="Arial" w:eastAsia="Arial" w:cs="Arial"/>
                 <w:b w:val="0"/>
+                <w:color w:val="25282B"/>
                 <w:sz w:val="17"/>
               </w:rPr>
               <w:t>—  (TYMM 5. sınıf BTY 1. tema sayfasında bu tema için disiplinler arası ilişki ayrıca belirtilmemiştir.)</w:t>
@@ -1861,15 +2716,9 @@
     </w:tbl>
     <w:p>
       <w:pPr>
-        <w:pStyle w:val="SectionHead"/>
-        <w:jc w:val="left"/>
+        <w:widowControl/>
+        <w:spacing w:after="0"/>
       </w:pPr>
-      <w:r>
-        <w:rPr>
-          <w:color w:val="1F4E78"/>
-        </w:rPr>
-        <w:t>VI. BÖLÜM: PLANIN UYGULANMASIYLA İLGİLİ DİĞER AÇIKLAMALAR</w:t>
-      </w:r>
     </w:p>
     <w:tbl>
       <w:tblPr>
@@ -1877,18 +2726,55 @@
         <w:jc w:val="center"/>
         <w:tblLayout w:type="fixed"/>
         <w:tblLook w:firstColumn="1" w:firstRow="1" w:lastColumn="0" w:lastRow="0" w:noHBand="0" w:noVBand="1" w:val="04A0"/>
-        <w:tblBorders>
-          <w:top w:val="single" w:sz="5" w:color="7F8C8D"/>
-          <w:left w:val="single" w:sz="5" w:color="7F8C8D"/>
-          <w:bottom w:val="single" w:sz="5" w:color="7F8C8D"/>
-          <w:right w:val="single" w:sz="5" w:color="7F8C8D"/>
-          <w:insideH w:val="single" w:sz="5" w:color="7F8C8D"/>
-          <w:insideV w:val="single" w:sz="5" w:color="7F8C8D"/>
-        </w:tblBorders>
       </w:tblPr>
       <w:tblGrid>
-        <w:gridCol w:w="5273"/>
-        <w:gridCol w:w="5273"/>
+        <w:gridCol w:w="10234"/>
+      </w:tblGrid>
+      <w:tr>
+        <w:tc>
+          <w:tcPr>
+            <w:tcW w:type="dxa" w:w="10234"/>
+            <w:shd w:fill="D9D9D9"/>
+            <w:tcMar>
+              <w:top w:w="65" w:type="dxa"/>
+              <w:start w:w="100" w:type="dxa"/>
+              <w:bottom w:w="65" w:type="dxa"/>
+              <w:end w:w="100" w:type="dxa"/>
+            </w:tcMar>
+            <w:tcBorders>
+              <w:top w:val="single" w:sz="5" w:color="8F949A"/>
+              <w:left w:val="single" w:sz="5" w:color="8F949A"/>
+              <w:bottom w:val="single" w:sz="5" w:color="8F949A"/>
+              <w:right w:val="single" w:sz="5" w:color="8F949A"/>
+            </w:tcBorders>
+          </w:tcPr>
+          <w:p>
+            <w:pPr>
+              <w:spacing w:after="0"/>
+            </w:pPr>
+            <w:r>
+              <w:rPr>
+                <w:rFonts w:ascii="Arial" w:hAnsi="Arial" w:eastAsia="Arial" w:cs="Arial"/>
+                <w:b/>
+                <w:color w:val="25282B"/>
+                <w:sz w:val="18"/>
+              </w:rPr>
+              <w:t>VI. BÖLÜM: PLANIN UYGULANMASIYLA İLGİLİ DİĞER AÇIKLAMALAR</w:t>
+            </w:r>
+          </w:p>
+        </w:tc>
+      </w:tr>
+    </w:tbl>
+    <w:tbl>
+      <w:tblPr>
+        <w:tblW w:type="auto" w:w="0"/>
+        <w:jc w:val="center"/>
+        <w:tblLayout w:type="fixed"/>
+        <w:tblLook w:firstColumn="1" w:firstRow="1" w:lastColumn="0" w:lastRow="0" w:noHBand="0" w:noVBand="1" w:val="04A0"/>
+      </w:tblPr>
+      <w:tblGrid>
+        <w:gridCol w:w="2523"/>
+        <w:gridCol w:w="7711"/>
       </w:tblGrid>
       <w:tr>
         <w:trPr>
@@ -1896,25 +2782,32 @@
         </w:trPr>
         <w:tc>
           <w:tcPr>
-            <w:tcW w:type="dxa" w:w="2438"/>
-            <w:vAlign w:val="center"/>
+            <w:tcW w:type="dxa" w:w="2523"/>
+            <w:vAlign w:val="top"/>
+            <w:shd w:fill="F1F2F3"/>
             <w:tcMar>
-              <w:top w:w="55" w:type="dxa"/>
-              <w:start w:w="70" w:type="dxa"/>
-              <w:bottom w:w="55" w:type="dxa"/>
-              <w:end w:w="70" w:type="dxa"/>
+              <w:top w:w="72" w:type="dxa"/>
+              <w:start w:w="95" w:type="dxa"/>
+              <w:bottom w:w="72" w:type="dxa"/>
+              <w:end w:w="95" w:type="dxa"/>
             </w:tcMar>
-            <w:shd w:fill="D9EAF7"/>
+            <w:tcBorders>
+              <w:top w:val="single" w:sz="4" w:color="B7BCC2"/>
+              <w:left w:val="single" w:sz="4" w:color="B7BCC2"/>
+              <w:bottom w:val="single" w:sz="4" w:color="B7BCC2"/>
+              <w:right w:val="single" w:sz="4" w:color="B7BCC2"/>
+            </w:tcBorders>
           </w:tcPr>
           <w:p>
             <w:pPr>
-              <w:spacing w:after="0" w:before="0" w:line="240" w:lineRule="auto"/>
+              <w:spacing w:before="0" w:after="0" w:line="245" w:lineRule="auto"/>
             </w:pPr>
             <w:r/>
             <w:r>
               <w:rPr>
-                <w:rFonts w:ascii="Arial" w:hAnsi="Arial" w:eastAsia="Arial"/>
+                <w:rFonts w:ascii="Arial" w:hAnsi="Arial" w:eastAsia="Arial" w:cs="Arial"/>
                 <w:b/>
+                <w:color w:val="25282B"/>
                 <w:sz w:val="17"/>
               </w:rPr>
               <w:t>Uygulama Notları</w:t>
@@ -1923,23 +2816,32 @@
         </w:tc>
         <w:tc>
           <w:tcPr>
-            <w:tcW w:type="dxa" w:w="8561"/>
-            <w:vAlign w:val="center"/>
+            <w:tcW w:type="dxa" w:w="7711"/>
+            <w:vAlign w:val="top"/>
+            <w:shd w:fill="FFFFFF"/>
             <w:tcMar>
-              <w:top w:w="55" w:type="dxa"/>
-              <w:start w:w="70" w:type="dxa"/>
-              <w:bottom w:w="55" w:type="dxa"/>
-              <w:end w:w="70" w:type="dxa"/>
+              <w:top w:w="72" w:type="dxa"/>
+              <w:start w:w="95" w:type="dxa"/>
+              <w:bottom w:w="72" w:type="dxa"/>
+              <w:end w:w="95" w:type="dxa"/>
             </w:tcMar>
+            <w:tcBorders>
+              <w:top w:val="single" w:sz="4" w:color="B7BCC2"/>
+              <w:left w:val="single" w:sz="4" w:color="B7BCC2"/>
+              <w:bottom w:val="single" w:sz="4" w:color="B7BCC2"/>
+              <w:right w:val="single" w:sz="4" w:color="B7BCC2"/>
+            </w:tcBorders>
           </w:tcPr>
           <w:p>
             <w:pPr>
-              <w:spacing w:after="0" w:before="0" w:line="240" w:lineRule="auto"/>
+              <w:spacing w:before="0" w:after="0" w:line="245" w:lineRule="auto"/>
             </w:pPr>
+            <w:r/>
             <w:r>
               <w:rPr>
-                <w:rFonts w:ascii="Arial" w:hAnsi="Arial" w:eastAsia="Arial"/>
+                <w:rFonts w:ascii="Arial" w:hAnsi="Arial" w:eastAsia="Arial" w:cs="Arial"/>
                 <w:b w:val="0"/>
+                <w:color w:val="25282B"/>
                 <w:sz w:val="17"/>
               </w:rPr>
               <w:t>Gerçek kullanıcı adı, parola, fotoğraf, mesaj veya öğrenciyi tanımlayabilecek kişisel veri kullanılmaz. Yapay zekâ örnekleri yaşa uygun ve kurmaca/kamuya açık içeriklerden seçilir; öğrencilere hesap açtırılmaz veya kişisel veri girdirilmez. Yapay zekâ “her soruya doğru cevap veren kaynak” olarak sunulmaz. İnternet yoksa görsel kart ve basılı materyalle çalışılır. BTY.5.1.4’ün araştırma, doğrulama ve çıkarım bölümü 6. haftada tamamlanır.</w:t>
@@ -1950,17 +2852,9 @@
     </w:tbl>
     <w:p>
       <w:pPr>
-        <w:spacing w:before="100" w:after="0"/>
-        <w:jc w:val="center"/>
+        <w:widowControl/>
+        <w:spacing w:after="20"/>
       </w:pPr>
-      <w:r>
-        <w:rPr>
-          <w:rFonts w:ascii="Arial" w:hAnsi="Arial"/>
-          <w:b/>
-          <w:sz w:val="18"/>
-        </w:rPr>
-        <w:t>Uygundur</w:t>
-      </w:r>
     </w:p>
     <w:tbl>
       <w:tblPr>
@@ -1970,164 +2864,207 @@
         <w:tblLook w:firstColumn="1" w:firstRow="1" w:lastColumn="0" w:lastRow="0" w:noHBand="0" w:noVBand="1" w:val="04A0"/>
       </w:tblPr>
       <w:tblGrid>
-        <w:gridCol w:w="5273"/>
-        <w:gridCol w:w="5273"/>
+        <w:gridCol w:w="5103"/>
+        <w:gridCol w:w="5131"/>
       </w:tblGrid>
       <w:tr>
-        <w:trPr>
-          <w:cantSplit/>
-        </w:trPr>
         <w:tc>
           <w:tcPr>
-            <w:tcW w:type="dxa" w:w="5499"/>
+            <w:tcW w:type="dxa" w:w="5103"/>
+            <w:shd w:fill="FFFFFF"/>
             <w:tcMar>
-              <w:top w:w="40" w:type="dxa"/>
-              <w:start w:w="40" w:type="dxa"/>
-              <w:bottom w:w="40" w:type="dxa"/>
-              <w:end w:w="40" w:type="dxa"/>
+              <w:top w:w="140" w:type="dxa"/>
+              <w:start w:w="100" w:type="dxa"/>
+              <w:bottom w:w="30" w:type="dxa"/>
+              <w:end w:w="100" w:type="dxa"/>
             </w:tcMar>
             <w:tcBorders>
               <w:top w:val="nil"/>
               <w:left w:val="nil"/>
               <w:bottom w:val="nil"/>
               <w:right w:val="nil"/>
-              <w:insideH w:val="nil"/>
-              <w:insideV w:val="nil"/>
             </w:tcBorders>
           </w:tcPr>
           <w:p>
             <w:pPr>
-              <w:spacing w:after="0" w:before="0" w:line="240" w:lineRule="auto"/>
+              <w:spacing w:after="0"/>
               <w:jc w:val="center"/>
             </w:pPr>
             <w:r/>
             <w:r>
               <w:rPr>
-                <w:rFonts w:ascii="Arial" w:hAnsi="Arial" w:eastAsia="Arial"/>
+                <w:rFonts w:ascii="Arial" w:hAnsi="Arial" w:eastAsia="Arial" w:cs="Arial"/>
                 <w:b/>
+                <w:color w:val="25282B"/>
                 <w:sz w:val="17"/>
               </w:rPr>
               <w:t>Bilgisayar ve Öğretim Teknolojileri Öğretmeni</w:t>
             </w:r>
           </w:p>
+          <w:p>
+            <w:pPr>
+              <w:spacing w:after="0"/>
+              <w:jc w:val="center"/>
+            </w:pPr>
+            <w:r>
+              <w:rPr>
+                <w:rFonts w:ascii="Arial" w:hAnsi="Arial" w:eastAsia="Arial" w:cs="Arial"/>
+                <w:b w:val="0"/>
+                <w:color w:val="25282B"/>
+                <w:sz w:val="16"/>
+              </w:rPr>
+              <w:t>Ad Soyad: ........................................</w:t>
+            </w:r>
+          </w:p>
+          <w:p>
+            <w:pPr>
+              <w:spacing w:after="0"/>
+              <w:jc w:val="center"/>
+            </w:pPr>
+            <w:r>
+              <w:rPr>
+                <w:rFonts w:ascii="Arial" w:hAnsi="Arial" w:eastAsia="Arial" w:cs="Arial"/>
+                <w:b w:val="0"/>
+                <w:color w:val="25282B"/>
+                <w:sz w:val="16"/>
+              </w:rPr>
+              <w:t>İmza: ................................................</w:t>
+            </w:r>
+          </w:p>
         </w:tc>
         <w:tc>
           <w:tcPr>
-            <w:tcW w:type="dxa" w:w="5499"/>
+            <w:tcW w:type="dxa" w:w="5131"/>
+            <w:shd w:fill="FFFFFF"/>
             <w:tcMar>
-              <w:top w:w="40" w:type="dxa"/>
-              <w:start w:w="40" w:type="dxa"/>
-              <w:bottom w:w="40" w:type="dxa"/>
-              <w:end w:w="40" w:type="dxa"/>
+              <w:top w:w="140" w:type="dxa"/>
+              <w:start w:w="100" w:type="dxa"/>
+              <w:bottom w:w="30" w:type="dxa"/>
+              <w:end w:w="100" w:type="dxa"/>
             </w:tcMar>
             <w:tcBorders>
               <w:top w:val="nil"/>
               <w:left w:val="nil"/>
               <w:bottom w:val="nil"/>
               <w:right w:val="nil"/>
-              <w:insideH w:val="nil"/>
-              <w:insideV w:val="nil"/>
             </w:tcBorders>
           </w:tcPr>
           <w:p>
             <w:pPr>
-              <w:spacing w:after="0" w:before="0" w:line="240" w:lineRule="auto"/>
+              <w:spacing w:after="0"/>
               <w:jc w:val="center"/>
             </w:pPr>
             <w:r/>
             <w:r>
               <w:rPr>
-                <w:rFonts w:ascii="Arial" w:hAnsi="Arial" w:eastAsia="Arial"/>
+                <w:rFonts w:ascii="Arial" w:hAnsi="Arial" w:eastAsia="Arial" w:cs="Arial"/>
                 <w:b/>
+                <w:color w:val="25282B"/>
+                <w:sz w:val="17"/>
+              </w:rPr>
+              <w:t>Uygundur</w:t>
+            </w:r>
+          </w:p>
+          <w:p>
+            <w:pPr>
+              <w:spacing w:after="0"/>
+              <w:jc w:val="center"/>
+            </w:pPr>
+            <w:r>
+              <w:rPr>
+                <w:rFonts w:ascii="Arial" w:hAnsi="Arial" w:eastAsia="Arial" w:cs="Arial"/>
+                <w:b/>
+                <w:color w:val="25282B"/>
                 <w:sz w:val="17"/>
               </w:rPr>
               <w:t>Okul Müdürü</w:t>
             </w:r>
           </w:p>
-        </w:tc>
-      </w:tr>
-      <w:tr>
-        <w:trPr>
-          <w:cantSplit/>
-        </w:trPr>
-        <w:tc>
-          <w:tcPr>
-            <w:tcW w:type="dxa" w:w="5499"/>
-            <w:tcMar>
-              <w:top w:w="40" w:type="dxa"/>
-              <w:start w:w="40" w:type="dxa"/>
-              <w:bottom w:w="40" w:type="dxa"/>
-              <w:end w:w="40" w:type="dxa"/>
-            </w:tcMar>
-            <w:tcBorders>
-              <w:top w:val="nil"/>
-              <w:left w:val="nil"/>
-              <w:bottom w:val="nil"/>
-              <w:right w:val="nil"/>
-              <w:insideH w:val="nil"/>
-              <w:insideV w:val="nil"/>
-            </w:tcBorders>
-          </w:tcPr>
           <w:p>
             <w:pPr>
-              <w:spacing w:after="0" w:before="0" w:line="240" w:lineRule="auto"/>
+              <w:spacing w:after="0"/>
               <w:jc w:val="center"/>
             </w:pPr>
-            <w:r/>
             <w:r>
               <w:rPr>
-                <w:rFonts w:ascii="Arial" w:hAnsi="Arial" w:eastAsia="Arial"/>
+                <w:rFonts w:ascii="Arial" w:hAnsi="Arial" w:eastAsia="Arial" w:cs="Arial"/>
                 <w:b w:val="0"/>
+                <w:color w:val="25282B"/>
                 <w:sz w:val="16"/>
               </w:rPr>
-              <w:t>Ad Soyad / İmza</w:t>
+              <w:t>Ad Soyad: ........................................</w:t>
             </w:r>
           </w:p>
-        </w:tc>
-        <w:tc>
-          <w:tcPr>
-            <w:tcW w:type="dxa" w:w="5499"/>
-            <w:tcMar>
-              <w:top w:w="40" w:type="dxa"/>
-              <w:start w:w="40" w:type="dxa"/>
-              <w:bottom w:w="40" w:type="dxa"/>
-              <w:end w:w="40" w:type="dxa"/>
-            </w:tcMar>
-            <w:tcBorders>
-              <w:top w:val="nil"/>
-              <w:left w:val="nil"/>
-              <w:bottom w:val="nil"/>
-              <w:right w:val="nil"/>
-              <w:insideH w:val="nil"/>
-              <w:insideV w:val="nil"/>
-            </w:tcBorders>
-          </w:tcPr>
           <w:p>
             <w:pPr>
-              <w:spacing w:after="0" w:before="0" w:line="240" w:lineRule="auto"/>
+              <w:spacing w:after="0"/>
               <w:jc w:val="center"/>
             </w:pPr>
-            <w:r/>
             <w:r>
               <w:rPr>
-                <w:rFonts w:ascii="Arial" w:hAnsi="Arial" w:eastAsia="Arial"/>
+                <w:rFonts w:ascii="Arial" w:hAnsi="Arial" w:eastAsia="Arial" w:cs="Arial"/>
                 <w:b w:val="0"/>
+                <w:color w:val="25282B"/>
                 <w:sz w:val="16"/>
               </w:rPr>
-              <w:t>Ad Soyad / İmza</w:t>
+              <w:t>İmza: ................................................</w:t>
             </w:r>
           </w:p>
         </w:tc>
       </w:tr>
     </w:tbl>
     <w:sectPr>
-      <w:pgSz w:w="11906" w:h="16838"/>
-      <w:pgMar w:top="652" w:right="680" w:bottom="652" w:left="680" w:header="720" w:footer="720" w:gutter="0"/>
+      <w:headerReference w:type="default" r:id="rId9"/>
+      <w:footerReference w:type="default" r:id="rId10"/>
+      <w:pgSz w:w="12240" w:h="15840"/>
+      <w:pgMar w:top="595" w:right="709" w:bottom="595" w:left="709" w:header="227" w:footer="255" w:gutter="0"/>
       <w:cols w:space="720"/>
       <w:docGrid w:linePitch="360"/>
     </w:sectPr>
   </w:body>
 </w:document>
+</file>
+
+<file path=word/footer1.xml><?xml version="1.0" encoding="utf-8"?>
+<w:ftr xmlns:m="http://schemas.openxmlformats.org/officeDocument/2006/math" xmlns:mc="http://schemas.openxmlformats.org/markup-compatibility/2006" xmlns:mo="http://schemas.microsoft.com/office/mac/office/2008/main" xmlns:mv="urn:schemas-microsoft-com:mac:vml" xmlns:o="urn:schemas-microsoft-com:office:office" xmlns:r="http://schemas.openxmlformats.org/officeDocument/2006/relationships" xmlns:v="urn:schemas-microsoft-com:vml" xmlns:w10="urn:schemas-microsoft-com:office:word" xmlns:w14="http://schemas.microsoft.com/office/word/2010/wordml" xmlns:w="http://schemas.openxmlformats.org/wordprocessingml/2006/main" xmlns:wne="http://schemas.microsoft.com/office/word/2006/wordml" xmlns:wp14="http://schemas.microsoft.com/office/word/2010/wordprocessingDrawing" xmlns:wp="http://schemas.openxmlformats.org/drawingml/2006/wordprocessingDrawing" xmlns:wpc="http://schemas.microsoft.com/office/word/2010/wordprocessingCanvas" xmlns:wpg="http://schemas.microsoft.com/office/word/2010/wordprocessingGroup" xmlns:wpi="http://schemas.microsoft.com/office/word/2010/wordprocessingInk" xmlns:wps="http://schemas.microsoft.com/office/word/2010/wordprocessingShape" mc:Ignorable="w14 wp14">
+  <w:p>
+    <w:pPr>
+      <w:pStyle w:val="Footer"/>
+      <w:spacing w:after="0"/>
+      <w:jc w:val="center"/>
+    </w:pPr>
+    <w:r>
+      <w:rPr>
+        <w:rFonts w:ascii="Arial" w:hAnsi="Arial" w:eastAsia="Arial" w:cs="Arial"/>
+        <w:b w:val="0"/>
+        <w:color w:val="777777"/>
+        <w:sz w:val="14"/>
+      </w:rPr>
+      <w:t>5. Sınıf Bilişim Teknolojileri ve Yazılım • 5. Hafta Ders Planı</w:t>
+    </w:r>
+  </w:p>
+</w:ftr>
+</file>
+
+<file path=word/header1.xml><?xml version="1.0" encoding="utf-8"?>
+<w:hdr xmlns:m="http://schemas.openxmlformats.org/officeDocument/2006/math" xmlns:mc="http://schemas.openxmlformats.org/markup-compatibility/2006" xmlns:mo="http://schemas.microsoft.com/office/mac/office/2008/main" xmlns:mv="urn:schemas-microsoft-com:mac:vml" xmlns:o="urn:schemas-microsoft-com:office:office" xmlns:r="http://schemas.openxmlformats.org/officeDocument/2006/relationships" xmlns:v="urn:schemas-microsoft-com:vml" xmlns:w10="urn:schemas-microsoft-com:office:word" xmlns:w14="http://schemas.microsoft.com/office/word/2010/wordml" xmlns:w="http://schemas.openxmlformats.org/wordprocessingml/2006/main" xmlns:wne="http://schemas.microsoft.com/office/word/2006/wordml" xmlns:wp14="http://schemas.microsoft.com/office/word/2010/wordprocessingDrawing" xmlns:wp="http://schemas.openxmlformats.org/drawingml/2006/wordprocessingDrawing" xmlns:wpc="http://schemas.microsoft.com/office/word/2010/wordprocessingCanvas" xmlns:wpg="http://schemas.microsoft.com/office/word/2010/wordprocessingGroup" xmlns:wpi="http://schemas.microsoft.com/office/word/2010/wordprocessingInk" xmlns:wps="http://schemas.microsoft.com/office/word/2010/wordprocessingShape" mc:Ignorable="w14 wp14">
+  <w:p>
+    <w:pPr>
+      <w:pStyle w:val="Header"/>
+      <w:spacing w:after="0"/>
+      <w:jc w:val="center"/>
+    </w:pPr>
+    <w:r>
+      <w:rPr>
+        <w:rFonts w:ascii="Arial" w:hAnsi="Arial" w:eastAsia="Arial" w:cs="Arial"/>
+        <w:b/>
+        <w:color w:val="666666"/>
+        <w:sz w:val="15"/>
+      </w:rPr>
+      <w:t>2026-2027 EĞİTİM – ÖĞRETİM YILI</w:t>
+    </w:r>
+  </w:p>
+</w:hdr>
 </file>
 
 <file path=word/numbering.xml><?xml version="1.0" encoding="utf-8"?>
@@ -2493,11 +3430,8 @@
     <w:name w:val="Normal"/>
     <w:qFormat/>
     <w:rsid w:val="00FC693F"/>
-    <w:pPr>
-      <w:spacing w:after="0" w:before="0" w:line="240" w:lineRule="auto"/>
-    </w:pPr>
     <w:rPr>
-      <w:rFonts w:ascii="Arial" w:hAnsi="Arial" w:eastAsia="Arial"/>
+      <w:rFonts w:ascii="Arial" w:hAnsi="Arial"/>
       <w:sz w:val="18"/>
     </w:rPr>
   </w:style>
@@ -14182,28 +15116,6 @@
         <w:shd w:val="clear" w:color="auto" w:fill="FBCAA2" w:themeFill="accent6" w:themeFillTint="7F"/>
       </w:tcPr>
     </w:tblStylePr>
-  </w:style>
-  <w:style w:type="paragraph" w:customStyle="1" w:styleId="PlanTitle">
-    <w:name w:val="PlanTitle"/>
-    <w:pPr>
-      <w:spacing w:before="0" w:after="40"/>
-    </w:pPr>
-    <w:rPr>
-      <w:rFonts w:ascii="Arial" w:hAnsi="Arial" w:eastAsia="Arial"/>
-      <w:b/>
-      <w:sz w:val="24"/>
-    </w:rPr>
-  </w:style>
-  <w:style w:type="paragraph" w:customStyle="1" w:styleId="SectionHead">
-    <w:name w:val="SectionHead"/>
-    <w:pPr>
-      <w:spacing w:before="60" w:after="40"/>
-    </w:pPr>
-    <w:rPr>
-      <w:rFonts w:ascii="Arial" w:hAnsi="Arial" w:eastAsia="Arial"/>
-      <w:b/>
-      <w:sz w:val="19"/>
-    </w:rPr>
   </w:style>
 </w:styles>
 </file>
